--- a/2_COMPNET/lab2/report.docx
+++ b/2_COMPNET/lab2/report.docx
@@ -216,13 +216,8 @@
         </w:rPr>
         <w:t>A</w:t>
       </w:r>
-      <w:proofErr w:type="spellStart"/>
       <w:r>
-        <w:t>нтон</w:t>
-      </w:r>
-      <w:proofErr w:type="spellEnd"/>
-      <w:r>
-        <w:t xml:space="preserve"> </w:t>
+        <w:t xml:space="preserve">нтон </w:t>
       </w:r>
       <w:r>
         <w:t>Ю</w:t>
@@ -1574,7 +1569,6 @@
               <w:bottom w:val="single" w:sz="4" w:space="0" w:color="auto"/>
               <w:right w:val="single" w:sz="4" w:space="0" w:color="auto"/>
             </w:tcBorders>
-            <w:shd w:val="clear" w:color="auto" w:fill="auto"/>
             <w:noWrap/>
             <w:vAlign w:val="center"/>
             <w:hideMark/>
@@ -1627,7 +1621,6 @@
               <w:bottom w:val="single" w:sz="4" w:space="0" w:color="auto"/>
               <w:right w:val="single" w:sz="4" w:space="0" w:color="auto"/>
             </w:tcBorders>
-            <w:shd w:val="clear" w:color="auto" w:fill="auto"/>
             <w:noWrap/>
             <w:vAlign w:val="center"/>
             <w:hideMark/>
@@ -1675,7 +1668,6 @@
               <w:bottom w:val="single" w:sz="4" w:space="0" w:color="auto"/>
               <w:right w:val="single" w:sz="4" w:space="0" w:color="auto"/>
             </w:tcBorders>
-            <w:shd w:val="clear" w:color="auto" w:fill="auto"/>
             <w:noWrap/>
             <w:vAlign w:val="center"/>
             <w:hideMark/>
@@ -1728,7 +1720,6 @@
               <w:bottom w:val="single" w:sz="4" w:space="0" w:color="auto"/>
               <w:right w:val="single" w:sz="4" w:space="0" w:color="auto"/>
             </w:tcBorders>
-            <w:shd w:val="clear" w:color="auto" w:fill="auto"/>
             <w:noWrap/>
             <w:vAlign w:val="center"/>
             <w:hideMark/>
@@ -1821,52 +1812,37 @@
               <w:bottom w:val="single" w:sz="4" w:space="0" w:color="auto"/>
               <w:right w:val="single" w:sz="4" w:space="0" w:color="auto"/>
             </w:tcBorders>
-            <w:shd w:val="clear" w:color="auto" w:fill="auto"/>
-            <w:noWrap/>
-            <w:vAlign w:val="center"/>
-            <w:hideMark/>
-          </w:tcPr>
-          <w:p>
-            <w:pPr>
-              <w:spacing w:line="240" w:lineRule="auto"/>
-              <w:ind w:firstLine="0"/>
-              <w:jc w:val="center"/>
-              <w:rPr>
-                <w:rFonts w:ascii="Calibri" w:eastAsia="Times New Roman" w:hAnsi="Calibri" w:cs="Calibri"/>
-                <w:color w:val="000000"/>
-                <w:kern w:val="0"/>
-                <w:sz w:val="24"/>
-                <w:szCs w:val="24"/>
-                <w:lang w:eastAsia="ru-RU"/>
-                <w14:ligatures w14:val="none"/>
-              </w:rPr>
-            </w:pPr>
-            <w:r>
-              <w:rPr>
-                <w:rFonts w:ascii="Calibri" w:eastAsia="Times New Roman" w:hAnsi="Calibri" w:cs="Calibri"/>
-                <w:color w:val="000000"/>
-                <w:kern w:val="0"/>
-                <w:sz w:val="24"/>
-                <w:szCs w:val="24"/>
-                <w:lang w:eastAsia="ru-RU"/>
-                <w14:ligatures w14:val="none"/>
-              </w:rPr>
-              <w:t>IP/</w:t>
-            </w:r>
-            <w:proofErr w:type="spellStart"/>
-            <w:r>
-              <w:rPr>
-                <w:rFonts w:ascii="Calibri" w:eastAsia="Times New Roman" w:hAnsi="Calibri" w:cs="Calibri"/>
-                <w:color w:val="000000"/>
-                <w:kern w:val="0"/>
-                <w:sz w:val="24"/>
-                <w:szCs w:val="24"/>
-                <w:lang w:eastAsia="ru-RU"/>
-                <w14:ligatures w14:val="none"/>
-              </w:rPr>
-              <w:t>mask</w:t>
-            </w:r>
-            <w:proofErr w:type="spellEnd"/>
+            <w:noWrap/>
+            <w:vAlign w:val="center"/>
+            <w:hideMark/>
+          </w:tcPr>
+          <w:p>
+            <w:pPr>
+              <w:spacing w:line="240" w:lineRule="auto"/>
+              <w:ind w:firstLine="0"/>
+              <w:jc w:val="center"/>
+              <w:rPr>
+                <w:rFonts w:ascii="Calibri" w:eastAsia="Times New Roman" w:hAnsi="Calibri" w:cs="Calibri"/>
+                <w:color w:val="000000"/>
+                <w:kern w:val="0"/>
+                <w:sz w:val="24"/>
+                <w:szCs w:val="24"/>
+                <w:lang w:eastAsia="ru-RU"/>
+                <w14:ligatures w14:val="none"/>
+              </w:rPr>
+            </w:pPr>
+            <w:r>
+              <w:rPr>
+                <w:rFonts w:ascii="Calibri" w:eastAsia="Times New Roman" w:hAnsi="Calibri" w:cs="Calibri"/>
+                <w:color w:val="000000"/>
+                <w:kern w:val="0"/>
+                <w:sz w:val="24"/>
+                <w:szCs w:val="24"/>
+                <w:lang w:eastAsia="ru-RU"/>
+                <w14:ligatures w14:val="none"/>
+              </w:rPr>
+              <w:t>IP/mask</w:t>
+            </w:r>
           </w:p>
         </w:tc>
         <w:tc>
@@ -1928,7 +1904,6 @@
               <w:bottom w:val="single" w:sz="4" w:space="0" w:color="auto"/>
               <w:right w:val="single" w:sz="4" w:space="0" w:color="auto"/>
             </w:tcBorders>
-            <w:shd w:val="clear" w:color="auto" w:fill="auto"/>
             <w:noWrap/>
             <w:vAlign w:val="center"/>
             <w:hideMark/>
@@ -2021,7 +1996,6 @@
               <w:bottom w:val="single" w:sz="4" w:space="0" w:color="auto"/>
               <w:right w:val="single" w:sz="4" w:space="0" w:color="auto"/>
             </w:tcBorders>
-            <w:shd w:val="clear" w:color="auto" w:fill="auto"/>
             <w:noWrap/>
             <w:vAlign w:val="center"/>
             <w:hideMark/>
@@ -2065,7 +2039,6 @@
               <w:bottom w:val="single" w:sz="4" w:space="0" w:color="auto"/>
               <w:right w:val="single" w:sz="4" w:space="0" w:color="000000"/>
             </w:tcBorders>
-            <w:shd w:val="clear" w:color="auto" w:fill="auto"/>
             <w:noWrap/>
             <w:vAlign w:val="center"/>
             <w:hideMark/>
@@ -2114,7 +2087,6 @@
               <w:bottom w:val="single" w:sz="4" w:space="0" w:color="auto"/>
               <w:right w:val="single" w:sz="4" w:space="0" w:color="auto"/>
             </w:tcBorders>
-            <w:shd w:val="clear" w:color="auto" w:fill="auto"/>
             <w:noWrap/>
             <w:vAlign w:val="center"/>
             <w:hideMark/>
@@ -2157,7 +2129,6 @@
               <w:bottom w:val="single" w:sz="4" w:space="0" w:color="auto"/>
               <w:right w:val="single" w:sz="4" w:space="0" w:color="auto"/>
             </w:tcBorders>
-            <w:shd w:val="clear" w:color="auto" w:fill="auto"/>
             <w:noWrap/>
             <w:vAlign w:val="center"/>
             <w:hideMark/>
@@ -2200,7 +2171,6 @@
               <w:bottom w:val="single" w:sz="4" w:space="0" w:color="auto"/>
               <w:right w:val="single" w:sz="4" w:space="0" w:color="auto"/>
             </w:tcBorders>
-            <w:shd w:val="clear" w:color="auto" w:fill="auto"/>
             <w:noWrap/>
             <w:vAlign w:val="center"/>
             <w:hideMark/>
@@ -2243,7 +2213,6 @@
               <w:bottom w:val="single" w:sz="4" w:space="0" w:color="auto"/>
               <w:right w:val="single" w:sz="4" w:space="0" w:color="auto"/>
             </w:tcBorders>
-            <w:shd w:val="clear" w:color="auto" w:fill="auto"/>
             <w:noWrap/>
             <w:vAlign w:val="center"/>
             <w:hideMark/>
@@ -2292,7 +2261,6 @@
               <w:bottom w:val="single" w:sz="4" w:space="0" w:color="auto"/>
               <w:right w:val="single" w:sz="4" w:space="0" w:color="auto"/>
             </w:tcBorders>
-            <w:shd w:val="clear" w:color="auto" w:fill="auto"/>
             <w:noWrap/>
             <w:vAlign w:val="center"/>
             <w:hideMark/>
@@ -2335,7 +2303,6 @@
               <w:bottom w:val="single" w:sz="4" w:space="0" w:color="auto"/>
               <w:right w:val="single" w:sz="4" w:space="0" w:color="auto"/>
             </w:tcBorders>
-            <w:shd w:val="clear" w:color="auto" w:fill="auto"/>
             <w:noWrap/>
             <w:vAlign w:val="center"/>
             <w:hideMark/>
@@ -2378,7 +2345,6 @@
               <w:bottom w:val="single" w:sz="4" w:space="0" w:color="auto"/>
               <w:right w:val="single" w:sz="4" w:space="0" w:color="auto"/>
             </w:tcBorders>
-            <w:shd w:val="clear" w:color="auto" w:fill="auto"/>
             <w:noWrap/>
             <w:vAlign w:val="center"/>
             <w:hideMark/>
@@ -2421,7 +2387,6 @@
               <w:bottom w:val="single" w:sz="4" w:space="0" w:color="auto"/>
               <w:right w:val="single" w:sz="4" w:space="0" w:color="auto"/>
             </w:tcBorders>
-            <w:shd w:val="clear" w:color="auto" w:fill="auto"/>
             <w:noWrap/>
             <w:vAlign w:val="center"/>
             <w:hideMark/>
@@ -2470,7 +2435,6 @@
               <w:bottom w:val="single" w:sz="4" w:space="0" w:color="auto"/>
               <w:right w:val="single" w:sz="4" w:space="0" w:color="auto"/>
             </w:tcBorders>
-            <w:shd w:val="clear" w:color="auto" w:fill="auto"/>
             <w:noWrap/>
             <w:vAlign w:val="center"/>
             <w:hideMark/>
@@ -2513,7 +2477,6 @@
               <w:bottom w:val="single" w:sz="4" w:space="0" w:color="auto"/>
               <w:right w:val="single" w:sz="4" w:space="0" w:color="auto"/>
             </w:tcBorders>
-            <w:shd w:val="clear" w:color="auto" w:fill="auto"/>
             <w:noWrap/>
             <w:vAlign w:val="center"/>
             <w:hideMark/>
@@ -2556,7 +2519,6 @@
               <w:bottom w:val="single" w:sz="4" w:space="0" w:color="auto"/>
               <w:right w:val="single" w:sz="4" w:space="0" w:color="auto"/>
             </w:tcBorders>
-            <w:shd w:val="clear" w:color="auto" w:fill="auto"/>
             <w:noWrap/>
             <w:vAlign w:val="center"/>
             <w:hideMark/>
@@ -2599,7 +2561,6 @@
               <w:bottom w:val="single" w:sz="4" w:space="0" w:color="auto"/>
               <w:right w:val="single" w:sz="4" w:space="0" w:color="auto"/>
             </w:tcBorders>
-            <w:shd w:val="clear" w:color="auto" w:fill="auto"/>
             <w:noWrap/>
             <w:vAlign w:val="center"/>
             <w:hideMark/>
@@ -2673,7 +2634,6 @@
               <w:bottom w:val="single" w:sz="4" w:space="0" w:color="auto"/>
               <w:right w:val="single" w:sz="4" w:space="0" w:color="auto"/>
             </w:tcBorders>
-            <w:shd w:val="clear" w:color="auto" w:fill="auto"/>
             <w:noWrap/>
             <w:vAlign w:val="center"/>
             <w:hideMark/>
@@ -2716,7 +2676,6 @@
               <w:bottom w:val="single" w:sz="4" w:space="0" w:color="auto"/>
               <w:right w:val="single" w:sz="4" w:space="0" w:color="auto"/>
             </w:tcBorders>
-            <w:shd w:val="clear" w:color="auto" w:fill="auto"/>
             <w:noWrap/>
             <w:vAlign w:val="center"/>
             <w:hideMark/>
@@ -2759,7 +2718,6 @@
               <w:bottom w:val="single" w:sz="4" w:space="0" w:color="auto"/>
               <w:right w:val="single" w:sz="4" w:space="0" w:color="auto"/>
             </w:tcBorders>
-            <w:shd w:val="clear" w:color="auto" w:fill="auto"/>
             <w:noWrap/>
             <w:vAlign w:val="center"/>
             <w:hideMark/>
@@ -2802,7 +2760,6 @@
               <w:bottom w:val="single" w:sz="4" w:space="0" w:color="auto"/>
               <w:right w:val="single" w:sz="4" w:space="0" w:color="auto"/>
             </w:tcBorders>
-            <w:shd w:val="clear" w:color="auto" w:fill="auto"/>
             <w:noWrap/>
             <w:vAlign w:val="center"/>
             <w:hideMark/>
@@ -2851,7 +2808,6 @@
               <w:bottom w:val="single" w:sz="4" w:space="0" w:color="auto"/>
               <w:right w:val="single" w:sz="4" w:space="0" w:color="auto"/>
             </w:tcBorders>
-            <w:shd w:val="clear" w:color="auto" w:fill="auto"/>
             <w:noWrap/>
             <w:vAlign w:val="center"/>
             <w:hideMark/>
@@ -2895,7 +2851,6 @@
               <w:bottom w:val="single" w:sz="4" w:space="0" w:color="auto"/>
               <w:right w:val="single" w:sz="4" w:space="0" w:color="000000"/>
             </w:tcBorders>
-            <w:shd w:val="clear" w:color="auto" w:fill="auto"/>
             <w:noWrap/>
             <w:vAlign w:val="center"/>
             <w:hideMark/>
@@ -2944,7 +2899,6 @@
               <w:bottom w:val="single" w:sz="4" w:space="0" w:color="auto"/>
               <w:right w:val="single" w:sz="4" w:space="0" w:color="auto"/>
             </w:tcBorders>
-            <w:shd w:val="clear" w:color="auto" w:fill="auto"/>
             <w:noWrap/>
             <w:vAlign w:val="center"/>
             <w:hideMark/>
@@ -2988,7 +2942,6 @@
               <w:bottom w:val="single" w:sz="4" w:space="0" w:color="auto"/>
               <w:right w:val="single" w:sz="4" w:space="0" w:color="000000"/>
             </w:tcBorders>
-            <w:shd w:val="clear" w:color="auto" w:fill="auto"/>
             <w:noWrap/>
             <w:vAlign w:val="center"/>
             <w:hideMark/>
@@ -3036,7 +2989,6 @@
               <w:bottom w:val="single" w:sz="4" w:space="0" w:color="auto"/>
               <w:right w:val="single" w:sz="4" w:space="0" w:color="auto"/>
             </w:tcBorders>
-            <w:shd w:val="clear" w:color="auto" w:fill="auto"/>
             <w:noWrap/>
             <w:vAlign w:val="center"/>
             <w:hideMark/>
@@ -3079,7 +3031,6 @@
               <w:bottom w:val="single" w:sz="4" w:space="0" w:color="auto"/>
               <w:right w:val="single" w:sz="4" w:space="0" w:color="auto"/>
             </w:tcBorders>
-            <w:shd w:val="clear" w:color="auto" w:fill="auto"/>
             <w:noWrap/>
             <w:vAlign w:val="center"/>
             <w:hideMark/>
@@ -3122,7 +3073,6 @@
               <w:bottom w:val="single" w:sz="4" w:space="0" w:color="auto"/>
               <w:right w:val="single" w:sz="4" w:space="0" w:color="auto"/>
             </w:tcBorders>
-            <w:shd w:val="clear" w:color="auto" w:fill="auto"/>
             <w:noWrap/>
             <w:vAlign w:val="center"/>
             <w:hideMark/>
@@ -3165,7 +3115,6 @@
               <w:bottom w:val="single" w:sz="4" w:space="0" w:color="auto"/>
               <w:right w:val="single" w:sz="4" w:space="0" w:color="auto"/>
             </w:tcBorders>
-            <w:shd w:val="clear" w:color="auto" w:fill="auto"/>
             <w:noWrap/>
             <w:vAlign w:val="center"/>
             <w:hideMark/>
@@ -3208,7 +3157,6 @@
               <w:bottom w:val="single" w:sz="4" w:space="0" w:color="auto"/>
               <w:right w:val="single" w:sz="4" w:space="0" w:color="auto"/>
             </w:tcBorders>
-            <w:shd w:val="clear" w:color="auto" w:fill="auto"/>
             <w:noWrap/>
             <w:vAlign w:val="center"/>
             <w:hideMark/>
@@ -3281,7 +3229,6 @@
               <w:bottom w:val="single" w:sz="4" w:space="0" w:color="auto"/>
               <w:right w:val="single" w:sz="4" w:space="0" w:color="auto"/>
             </w:tcBorders>
-            <w:shd w:val="clear" w:color="auto" w:fill="auto"/>
             <w:noWrap/>
             <w:vAlign w:val="center"/>
             <w:hideMark/>
@@ -3324,7 +3271,6 @@
               <w:bottom w:val="single" w:sz="4" w:space="0" w:color="auto"/>
               <w:right w:val="single" w:sz="4" w:space="0" w:color="auto"/>
             </w:tcBorders>
-            <w:shd w:val="clear" w:color="auto" w:fill="auto"/>
             <w:noWrap/>
             <w:vAlign w:val="center"/>
             <w:hideMark/>
@@ -3367,7 +3313,6 @@
               <w:bottom w:val="single" w:sz="4" w:space="0" w:color="auto"/>
               <w:right w:val="single" w:sz="4" w:space="0" w:color="auto"/>
             </w:tcBorders>
-            <w:shd w:val="clear" w:color="auto" w:fill="auto"/>
             <w:noWrap/>
             <w:vAlign w:val="center"/>
             <w:hideMark/>
@@ -3410,7 +3355,6 @@
               <w:bottom w:val="single" w:sz="4" w:space="0" w:color="auto"/>
               <w:right w:val="single" w:sz="4" w:space="0" w:color="auto"/>
             </w:tcBorders>
-            <w:shd w:val="clear" w:color="auto" w:fill="auto"/>
             <w:noWrap/>
             <w:vAlign w:val="center"/>
             <w:hideMark/>
@@ -3453,7 +3397,6 @@
               <w:bottom w:val="single" w:sz="4" w:space="0" w:color="auto"/>
               <w:right w:val="single" w:sz="4" w:space="0" w:color="auto"/>
             </w:tcBorders>
-            <w:shd w:val="clear" w:color="auto" w:fill="auto"/>
             <w:noWrap/>
             <w:vAlign w:val="center"/>
             <w:hideMark/>
@@ -3501,7 +3444,6 @@
               <w:bottom w:val="single" w:sz="4" w:space="0" w:color="auto"/>
               <w:right w:val="single" w:sz="4" w:space="0" w:color="auto"/>
             </w:tcBorders>
-            <w:shd w:val="clear" w:color="auto" w:fill="auto"/>
             <w:noWrap/>
             <w:vAlign w:val="center"/>
             <w:hideMark/>
@@ -3544,7 +3486,6 @@
               <w:bottom w:val="single" w:sz="4" w:space="0" w:color="auto"/>
               <w:right w:val="single" w:sz="4" w:space="0" w:color="auto"/>
             </w:tcBorders>
-            <w:shd w:val="clear" w:color="auto" w:fill="auto"/>
             <w:noWrap/>
             <w:vAlign w:val="center"/>
             <w:hideMark/>
@@ -3587,7 +3528,6 @@
               <w:bottom w:val="single" w:sz="4" w:space="0" w:color="auto"/>
               <w:right w:val="single" w:sz="4" w:space="0" w:color="auto"/>
             </w:tcBorders>
-            <w:shd w:val="clear" w:color="auto" w:fill="auto"/>
             <w:noWrap/>
             <w:vAlign w:val="center"/>
             <w:hideMark/>
@@ -3630,7 +3570,6 @@
               <w:bottom w:val="single" w:sz="4" w:space="0" w:color="auto"/>
               <w:right w:val="single" w:sz="4" w:space="0" w:color="auto"/>
             </w:tcBorders>
-            <w:shd w:val="clear" w:color="auto" w:fill="auto"/>
             <w:noWrap/>
             <w:vAlign w:val="center"/>
             <w:hideMark/>
@@ -3673,7 +3612,6 @@
               <w:bottom w:val="single" w:sz="4" w:space="0" w:color="auto"/>
               <w:right w:val="single" w:sz="4" w:space="0" w:color="auto"/>
             </w:tcBorders>
-            <w:shd w:val="clear" w:color="auto" w:fill="auto"/>
             <w:noWrap/>
             <w:vAlign w:val="center"/>
             <w:hideMark/>
@@ -3721,7 +3659,6 @@
               <w:bottom w:val="single" w:sz="4" w:space="0" w:color="auto"/>
               <w:right w:val="single" w:sz="4" w:space="0" w:color="auto"/>
             </w:tcBorders>
-            <w:shd w:val="clear" w:color="auto" w:fill="auto"/>
             <w:noWrap/>
             <w:vAlign w:val="center"/>
             <w:hideMark/>
@@ -3764,7 +3701,6 @@
               <w:bottom w:val="single" w:sz="4" w:space="0" w:color="auto"/>
               <w:right w:val="single" w:sz="4" w:space="0" w:color="auto"/>
             </w:tcBorders>
-            <w:shd w:val="clear" w:color="auto" w:fill="auto"/>
             <w:noWrap/>
             <w:vAlign w:val="center"/>
             <w:hideMark/>
@@ -3807,7 +3743,6 @@
               <w:bottom w:val="single" w:sz="4" w:space="0" w:color="auto"/>
               <w:right w:val="single" w:sz="4" w:space="0" w:color="auto"/>
             </w:tcBorders>
-            <w:shd w:val="clear" w:color="auto" w:fill="auto"/>
             <w:noWrap/>
             <w:vAlign w:val="center"/>
             <w:hideMark/>
@@ -3850,7 +3785,6 @@
               <w:bottom w:val="single" w:sz="4" w:space="0" w:color="auto"/>
               <w:right w:val="single" w:sz="4" w:space="0" w:color="auto"/>
             </w:tcBorders>
-            <w:shd w:val="clear" w:color="auto" w:fill="auto"/>
             <w:noWrap/>
             <w:vAlign w:val="center"/>
             <w:hideMark/>
@@ -3893,7 +3827,6 @@
               <w:bottom w:val="single" w:sz="4" w:space="0" w:color="auto"/>
               <w:right w:val="single" w:sz="4" w:space="0" w:color="auto"/>
             </w:tcBorders>
-            <w:shd w:val="clear" w:color="auto" w:fill="auto"/>
             <w:noWrap/>
             <w:vAlign w:val="center"/>
             <w:hideMark/>
@@ -3941,7 +3874,6 @@
               <w:bottom w:val="single" w:sz="4" w:space="0" w:color="auto"/>
               <w:right w:val="single" w:sz="4" w:space="0" w:color="auto"/>
             </w:tcBorders>
-            <w:shd w:val="clear" w:color="auto" w:fill="auto"/>
             <w:noWrap/>
             <w:vAlign w:val="center"/>
             <w:hideMark/>
@@ -3984,7 +3916,6 @@
               <w:bottom w:val="single" w:sz="4" w:space="0" w:color="auto"/>
               <w:right w:val="single" w:sz="4" w:space="0" w:color="auto"/>
             </w:tcBorders>
-            <w:shd w:val="clear" w:color="auto" w:fill="auto"/>
             <w:noWrap/>
             <w:vAlign w:val="center"/>
             <w:hideMark/>
@@ -4027,7 +3958,6 @@
               <w:bottom w:val="single" w:sz="4" w:space="0" w:color="auto"/>
               <w:right w:val="single" w:sz="4" w:space="0" w:color="auto"/>
             </w:tcBorders>
-            <w:shd w:val="clear" w:color="auto" w:fill="auto"/>
             <w:noWrap/>
             <w:vAlign w:val="center"/>
             <w:hideMark/>
@@ -4070,7 +4000,6 @@
               <w:bottom w:val="single" w:sz="4" w:space="0" w:color="auto"/>
               <w:right w:val="single" w:sz="4" w:space="0" w:color="auto"/>
             </w:tcBorders>
-            <w:shd w:val="clear" w:color="auto" w:fill="auto"/>
             <w:noWrap/>
             <w:vAlign w:val="center"/>
             <w:hideMark/>
@@ -4113,7 +4042,6 @@
               <w:bottom w:val="single" w:sz="4" w:space="0" w:color="auto"/>
               <w:right w:val="single" w:sz="4" w:space="0" w:color="auto"/>
             </w:tcBorders>
-            <w:shd w:val="clear" w:color="auto" w:fill="auto"/>
             <w:noWrap/>
             <w:vAlign w:val="center"/>
             <w:hideMark/>
@@ -4186,7 +4114,6 @@
               <w:bottom w:val="single" w:sz="4" w:space="0" w:color="auto"/>
               <w:right w:val="single" w:sz="4" w:space="0" w:color="auto"/>
             </w:tcBorders>
-            <w:shd w:val="clear" w:color="auto" w:fill="auto"/>
             <w:noWrap/>
             <w:vAlign w:val="center"/>
             <w:hideMark/>
@@ -4229,7 +4156,6 @@
               <w:bottom w:val="single" w:sz="4" w:space="0" w:color="auto"/>
               <w:right w:val="single" w:sz="4" w:space="0" w:color="auto"/>
             </w:tcBorders>
-            <w:shd w:val="clear" w:color="auto" w:fill="auto"/>
             <w:noWrap/>
             <w:vAlign w:val="center"/>
             <w:hideMark/>
@@ -4272,7 +4198,6 @@
               <w:bottom w:val="single" w:sz="4" w:space="0" w:color="auto"/>
               <w:right w:val="single" w:sz="4" w:space="0" w:color="auto"/>
             </w:tcBorders>
-            <w:shd w:val="clear" w:color="auto" w:fill="auto"/>
             <w:noWrap/>
             <w:vAlign w:val="center"/>
             <w:hideMark/>
@@ -4315,7 +4240,6 @@
               <w:bottom w:val="single" w:sz="4" w:space="0" w:color="auto"/>
               <w:right w:val="single" w:sz="4" w:space="0" w:color="auto"/>
             </w:tcBorders>
-            <w:shd w:val="clear" w:color="auto" w:fill="auto"/>
             <w:noWrap/>
             <w:vAlign w:val="center"/>
             <w:hideMark/>
@@ -4358,7 +4282,6 @@
               <w:bottom w:val="single" w:sz="4" w:space="0" w:color="auto"/>
               <w:right w:val="single" w:sz="4" w:space="0" w:color="auto"/>
             </w:tcBorders>
-            <w:shd w:val="clear" w:color="auto" w:fill="auto"/>
             <w:noWrap/>
             <w:vAlign w:val="center"/>
             <w:hideMark/>
@@ -4406,7 +4329,6 @@
               <w:bottom w:val="single" w:sz="4" w:space="0" w:color="auto"/>
               <w:right w:val="single" w:sz="4" w:space="0" w:color="auto"/>
             </w:tcBorders>
-            <w:shd w:val="clear" w:color="auto" w:fill="auto"/>
             <w:noWrap/>
             <w:vAlign w:val="center"/>
             <w:hideMark/>
@@ -4449,7 +4371,6 @@
               <w:bottom w:val="single" w:sz="4" w:space="0" w:color="auto"/>
               <w:right w:val="single" w:sz="4" w:space="0" w:color="auto"/>
             </w:tcBorders>
-            <w:shd w:val="clear" w:color="auto" w:fill="auto"/>
             <w:noWrap/>
             <w:vAlign w:val="center"/>
             <w:hideMark/>
@@ -4492,7 +4413,6 @@
               <w:bottom w:val="single" w:sz="4" w:space="0" w:color="auto"/>
               <w:right w:val="single" w:sz="4" w:space="0" w:color="auto"/>
             </w:tcBorders>
-            <w:shd w:val="clear" w:color="auto" w:fill="auto"/>
             <w:noWrap/>
             <w:vAlign w:val="center"/>
             <w:hideMark/>
@@ -4535,7 +4455,6 @@
               <w:bottom w:val="single" w:sz="4" w:space="0" w:color="auto"/>
               <w:right w:val="single" w:sz="4" w:space="0" w:color="auto"/>
             </w:tcBorders>
-            <w:shd w:val="clear" w:color="auto" w:fill="auto"/>
             <w:noWrap/>
             <w:vAlign w:val="center"/>
             <w:hideMark/>
@@ -4578,7 +4497,6 @@
               <w:bottom w:val="single" w:sz="4" w:space="0" w:color="auto"/>
               <w:right w:val="single" w:sz="4" w:space="0" w:color="auto"/>
             </w:tcBorders>
-            <w:shd w:val="clear" w:color="auto" w:fill="auto"/>
             <w:noWrap/>
             <w:vAlign w:val="center"/>
             <w:hideMark/>
@@ -4626,7 +4544,6 @@
               <w:bottom w:val="single" w:sz="4" w:space="0" w:color="auto"/>
               <w:right w:val="single" w:sz="4" w:space="0" w:color="auto"/>
             </w:tcBorders>
-            <w:shd w:val="clear" w:color="auto" w:fill="auto"/>
             <w:noWrap/>
             <w:vAlign w:val="center"/>
             <w:hideMark/>
@@ -4669,7 +4586,6 @@
               <w:bottom w:val="single" w:sz="4" w:space="0" w:color="auto"/>
               <w:right w:val="single" w:sz="4" w:space="0" w:color="auto"/>
             </w:tcBorders>
-            <w:shd w:val="clear" w:color="auto" w:fill="auto"/>
             <w:noWrap/>
             <w:vAlign w:val="center"/>
             <w:hideMark/>
@@ -4712,7 +4628,6 @@
               <w:bottom w:val="single" w:sz="4" w:space="0" w:color="auto"/>
               <w:right w:val="single" w:sz="4" w:space="0" w:color="auto"/>
             </w:tcBorders>
-            <w:shd w:val="clear" w:color="auto" w:fill="auto"/>
             <w:noWrap/>
             <w:vAlign w:val="center"/>
             <w:hideMark/>
@@ -4755,7 +4670,6 @@
               <w:bottom w:val="single" w:sz="4" w:space="0" w:color="auto"/>
               <w:right w:val="single" w:sz="4" w:space="0" w:color="auto"/>
             </w:tcBorders>
-            <w:shd w:val="clear" w:color="auto" w:fill="auto"/>
             <w:noWrap/>
             <w:vAlign w:val="center"/>
             <w:hideMark/>
@@ -4798,7 +4712,6 @@
               <w:bottom w:val="single" w:sz="4" w:space="0" w:color="auto"/>
               <w:right w:val="single" w:sz="4" w:space="0" w:color="auto"/>
             </w:tcBorders>
-            <w:shd w:val="clear" w:color="auto" w:fill="auto"/>
             <w:noWrap/>
             <w:vAlign w:val="center"/>
             <w:hideMark/>
@@ -4846,7 +4759,6 @@
               <w:bottom w:val="single" w:sz="4" w:space="0" w:color="auto"/>
               <w:right w:val="single" w:sz="4" w:space="0" w:color="auto"/>
             </w:tcBorders>
-            <w:shd w:val="clear" w:color="auto" w:fill="auto"/>
             <w:noWrap/>
             <w:vAlign w:val="center"/>
             <w:hideMark/>
@@ -4889,7 +4801,6 @@
               <w:bottom w:val="single" w:sz="4" w:space="0" w:color="auto"/>
               <w:right w:val="single" w:sz="4" w:space="0" w:color="auto"/>
             </w:tcBorders>
-            <w:shd w:val="clear" w:color="auto" w:fill="auto"/>
             <w:noWrap/>
             <w:vAlign w:val="center"/>
             <w:hideMark/>
@@ -4932,7 +4843,6 @@
               <w:bottom w:val="single" w:sz="4" w:space="0" w:color="auto"/>
               <w:right w:val="single" w:sz="4" w:space="0" w:color="auto"/>
             </w:tcBorders>
-            <w:shd w:val="clear" w:color="auto" w:fill="auto"/>
             <w:noWrap/>
             <w:vAlign w:val="center"/>
             <w:hideMark/>
@@ -4975,7 +4885,6 @@
               <w:bottom w:val="single" w:sz="4" w:space="0" w:color="auto"/>
               <w:right w:val="single" w:sz="4" w:space="0" w:color="auto"/>
             </w:tcBorders>
-            <w:shd w:val="clear" w:color="auto" w:fill="auto"/>
             <w:noWrap/>
             <w:vAlign w:val="center"/>
             <w:hideMark/>
@@ -5018,7 +4927,6 @@
               <w:bottom w:val="single" w:sz="4" w:space="0" w:color="auto"/>
               <w:right w:val="single" w:sz="4" w:space="0" w:color="auto"/>
             </w:tcBorders>
-            <w:shd w:val="clear" w:color="auto" w:fill="auto"/>
             <w:noWrap/>
             <w:vAlign w:val="center"/>
             <w:hideMark/>
@@ -5091,7 +4999,6 @@
               <w:bottom w:val="single" w:sz="4" w:space="0" w:color="auto"/>
               <w:right w:val="single" w:sz="4" w:space="0" w:color="auto"/>
             </w:tcBorders>
-            <w:shd w:val="clear" w:color="auto" w:fill="auto"/>
             <w:noWrap/>
             <w:vAlign w:val="center"/>
             <w:hideMark/>
@@ -5134,7 +5041,6 @@
               <w:bottom w:val="single" w:sz="4" w:space="0" w:color="auto"/>
               <w:right w:val="single" w:sz="4" w:space="0" w:color="auto"/>
             </w:tcBorders>
-            <w:shd w:val="clear" w:color="auto" w:fill="auto"/>
             <w:noWrap/>
             <w:vAlign w:val="center"/>
             <w:hideMark/>
@@ -5177,7 +5083,6 @@
               <w:bottom w:val="single" w:sz="4" w:space="0" w:color="auto"/>
               <w:right w:val="single" w:sz="4" w:space="0" w:color="auto"/>
             </w:tcBorders>
-            <w:shd w:val="clear" w:color="auto" w:fill="auto"/>
             <w:noWrap/>
             <w:vAlign w:val="center"/>
             <w:hideMark/>
@@ -5220,7 +5125,6 @@
               <w:bottom w:val="single" w:sz="4" w:space="0" w:color="auto"/>
               <w:right w:val="single" w:sz="4" w:space="0" w:color="auto"/>
             </w:tcBorders>
-            <w:shd w:val="clear" w:color="auto" w:fill="auto"/>
             <w:noWrap/>
             <w:vAlign w:val="center"/>
             <w:hideMark/>
@@ -5263,7 +5167,6 @@
               <w:bottom w:val="single" w:sz="4" w:space="0" w:color="auto"/>
               <w:right w:val="single" w:sz="4" w:space="0" w:color="auto"/>
             </w:tcBorders>
-            <w:shd w:val="clear" w:color="auto" w:fill="auto"/>
             <w:noWrap/>
             <w:vAlign w:val="center"/>
             <w:hideMark/>
@@ -5311,7 +5214,6 @@
               <w:bottom w:val="single" w:sz="4" w:space="0" w:color="auto"/>
               <w:right w:val="single" w:sz="4" w:space="0" w:color="auto"/>
             </w:tcBorders>
-            <w:shd w:val="clear" w:color="auto" w:fill="auto"/>
             <w:noWrap/>
             <w:vAlign w:val="center"/>
             <w:hideMark/>
@@ -5354,7 +5256,6 @@
               <w:bottom w:val="single" w:sz="4" w:space="0" w:color="auto"/>
               <w:right w:val="single" w:sz="4" w:space="0" w:color="auto"/>
             </w:tcBorders>
-            <w:shd w:val="clear" w:color="auto" w:fill="auto"/>
             <w:noWrap/>
             <w:vAlign w:val="center"/>
             <w:hideMark/>
@@ -5397,7 +5298,6 @@
               <w:bottom w:val="single" w:sz="4" w:space="0" w:color="auto"/>
               <w:right w:val="single" w:sz="4" w:space="0" w:color="auto"/>
             </w:tcBorders>
-            <w:shd w:val="clear" w:color="auto" w:fill="auto"/>
             <w:noWrap/>
             <w:vAlign w:val="center"/>
             <w:hideMark/>
@@ -5440,7 +5340,6 @@
               <w:bottom w:val="single" w:sz="4" w:space="0" w:color="auto"/>
               <w:right w:val="single" w:sz="4" w:space="0" w:color="auto"/>
             </w:tcBorders>
-            <w:shd w:val="clear" w:color="auto" w:fill="auto"/>
             <w:noWrap/>
             <w:vAlign w:val="center"/>
             <w:hideMark/>
@@ -5483,7 +5382,6 @@
               <w:bottom w:val="single" w:sz="4" w:space="0" w:color="auto"/>
               <w:right w:val="single" w:sz="4" w:space="0" w:color="auto"/>
             </w:tcBorders>
-            <w:shd w:val="clear" w:color="auto" w:fill="auto"/>
             <w:noWrap/>
             <w:vAlign w:val="center"/>
             <w:hideMark/>
@@ -5531,7 +5429,6 @@
               <w:bottom w:val="single" w:sz="4" w:space="0" w:color="auto"/>
               <w:right w:val="single" w:sz="4" w:space="0" w:color="auto"/>
             </w:tcBorders>
-            <w:shd w:val="clear" w:color="auto" w:fill="auto"/>
             <w:noWrap/>
             <w:vAlign w:val="center"/>
             <w:hideMark/>
@@ -5574,7 +5471,6 @@
               <w:bottom w:val="single" w:sz="4" w:space="0" w:color="auto"/>
               <w:right w:val="single" w:sz="4" w:space="0" w:color="auto"/>
             </w:tcBorders>
-            <w:shd w:val="clear" w:color="auto" w:fill="auto"/>
             <w:noWrap/>
             <w:vAlign w:val="center"/>
             <w:hideMark/>
@@ -5617,7 +5513,6 @@
               <w:bottom w:val="single" w:sz="4" w:space="0" w:color="auto"/>
               <w:right w:val="single" w:sz="4" w:space="0" w:color="auto"/>
             </w:tcBorders>
-            <w:shd w:val="clear" w:color="auto" w:fill="auto"/>
             <w:noWrap/>
             <w:vAlign w:val="center"/>
             <w:hideMark/>
@@ -5660,7 +5555,6 @@
               <w:bottom w:val="single" w:sz="4" w:space="0" w:color="auto"/>
               <w:right w:val="single" w:sz="4" w:space="0" w:color="auto"/>
             </w:tcBorders>
-            <w:shd w:val="clear" w:color="auto" w:fill="auto"/>
             <w:noWrap/>
             <w:vAlign w:val="center"/>
             <w:hideMark/>
@@ -5703,7 +5597,6 @@
               <w:bottom w:val="single" w:sz="4" w:space="0" w:color="auto"/>
               <w:right w:val="single" w:sz="4" w:space="0" w:color="auto"/>
             </w:tcBorders>
-            <w:shd w:val="clear" w:color="auto" w:fill="auto"/>
             <w:noWrap/>
             <w:vAlign w:val="center"/>
             <w:hideMark/>
@@ -5751,7 +5644,6 @@
               <w:bottom w:val="single" w:sz="4" w:space="0" w:color="auto"/>
               <w:right w:val="single" w:sz="4" w:space="0" w:color="auto"/>
             </w:tcBorders>
-            <w:shd w:val="clear" w:color="auto" w:fill="auto"/>
             <w:noWrap/>
             <w:vAlign w:val="center"/>
             <w:hideMark/>
@@ -5794,7 +5686,6 @@
               <w:bottom w:val="single" w:sz="4" w:space="0" w:color="auto"/>
               <w:right w:val="single" w:sz="4" w:space="0" w:color="auto"/>
             </w:tcBorders>
-            <w:shd w:val="clear" w:color="auto" w:fill="auto"/>
             <w:noWrap/>
             <w:vAlign w:val="center"/>
             <w:hideMark/>
@@ -5837,7 +5728,6 @@
               <w:bottom w:val="single" w:sz="4" w:space="0" w:color="auto"/>
               <w:right w:val="single" w:sz="4" w:space="0" w:color="auto"/>
             </w:tcBorders>
-            <w:shd w:val="clear" w:color="auto" w:fill="auto"/>
             <w:noWrap/>
             <w:vAlign w:val="center"/>
             <w:hideMark/>
@@ -5880,7 +5770,6 @@
               <w:bottom w:val="single" w:sz="4" w:space="0" w:color="auto"/>
               <w:right w:val="single" w:sz="4" w:space="0" w:color="auto"/>
             </w:tcBorders>
-            <w:shd w:val="clear" w:color="auto" w:fill="auto"/>
             <w:noWrap/>
             <w:vAlign w:val="center"/>
             <w:hideMark/>
@@ -5923,7 +5812,6 @@
               <w:bottom w:val="single" w:sz="4" w:space="0" w:color="auto"/>
               <w:right w:val="single" w:sz="4" w:space="0" w:color="auto"/>
             </w:tcBorders>
-            <w:shd w:val="clear" w:color="auto" w:fill="auto"/>
             <w:noWrap/>
             <w:vAlign w:val="center"/>
             <w:hideMark/>
@@ -5996,7 +5884,6 @@
               <w:bottom w:val="single" w:sz="4" w:space="0" w:color="auto"/>
               <w:right w:val="single" w:sz="4" w:space="0" w:color="auto"/>
             </w:tcBorders>
-            <w:shd w:val="clear" w:color="auto" w:fill="auto"/>
             <w:noWrap/>
             <w:vAlign w:val="center"/>
             <w:hideMark/>
@@ -6039,7 +5926,6 @@
               <w:bottom w:val="single" w:sz="4" w:space="0" w:color="auto"/>
               <w:right w:val="single" w:sz="4" w:space="0" w:color="auto"/>
             </w:tcBorders>
-            <w:shd w:val="clear" w:color="auto" w:fill="auto"/>
             <w:noWrap/>
             <w:vAlign w:val="center"/>
             <w:hideMark/>
@@ -6082,7 +5968,6 @@
               <w:bottom w:val="single" w:sz="4" w:space="0" w:color="auto"/>
               <w:right w:val="single" w:sz="4" w:space="0" w:color="auto"/>
             </w:tcBorders>
-            <w:shd w:val="clear" w:color="auto" w:fill="auto"/>
             <w:noWrap/>
             <w:vAlign w:val="center"/>
             <w:hideMark/>
@@ -6125,7 +6010,6 @@
               <w:bottom w:val="single" w:sz="4" w:space="0" w:color="auto"/>
               <w:right w:val="single" w:sz="4" w:space="0" w:color="auto"/>
             </w:tcBorders>
-            <w:shd w:val="clear" w:color="auto" w:fill="auto"/>
             <w:noWrap/>
             <w:vAlign w:val="center"/>
             <w:hideMark/>
@@ -6168,7 +6052,6 @@
               <w:bottom w:val="single" w:sz="4" w:space="0" w:color="auto"/>
               <w:right w:val="single" w:sz="4" w:space="0" w:color="auto"/>
             </w:tcBorders>
-            <w:shd w:val="clear" w:color="auto" w:fill="auto"/>
             <w:noWrap/>
             <w:vAlign w:val="center"/>
             <w:hideMark/>
@@ -6216,7 +6099,6 @@
               <w:bottom w:val="single" w:sz="4" w:space="0" w:color="auto"/>
               <w:right w:val="single" w:sz="4" w:space="0" w:color="auto"/>
             </w:tcBorders>
-            <w:shd w:val="clear" w:color="auto" w:fill="auto"/>
             <w:noWrap/>
             <w:vAlign w:val="center"/>
             <w:hideMark/>
@@ -6259,7 +6141,6 @@
               <w:bottom w:val="single" w:sz="4" w:space="0" w:color="auto"/>
               <w:right w:val="single" w:sz="4" w:space="0" w:color="auto"/>
             </w:tcBorders>
-            <w:shd w:val="clear" w:color="auto" w:fill="auto"/>
             <w:noWrap/>
             <w:vAlign w:val="center"/>
             <w:hideMark/>
@@ -6302,7 +6183,6 @@
               <w:bottom w:val="single" w:sz="4" w:space="0" w:color="auto"/>
               <w:right w:val="single" w:sz="4" w:space="0" w:color="auto"/>
             </w:tcBorders>
-            <w:shd w:val="clear" w:color="auto" w:fill="auto"/>
             <w:noWrap/>
             <w:vAlign w:val="center"/>
             <w:hideMark/>
@@ -6345,7 +6225,6 @@
               <w:bottom w:val="single" w:sz="4" w:space="0" w:color="auto"/>
               <w:right w:val="single" w:sz="4" w:space="0" w:color="auto"/>
             </w:tcBorders>
-            <w:shd w:val="clear" w:color="auto" w:fill="auto"/>
             <w:noWrap/>
             <w:vAlign w:val="center"/>
             <w:hideMark/>
@@ -6388,7 +6267,6 @@
               <w:bottom w:val="single" w:sz="4" w:space="0" w:color="auto"/>
               <w:right w:val="single" w:sz="4" w:space="0" w:color="auto"/>
             </w:tcBorders>
-            <w:shd w:val="clear" w:color="auto" w:fill="auto"/>
             <w:noWrap/>
             <w:vAlign w:val="center"/>
             <w:hideMark/>
@@ -6436,7 +6314,6 @@
               <w:bottom w:val="single" w:sz="4" w:space="0" w:color="auto"/>
               <w:right w:val="single" w:sz="4" w:space="0" w:color="auto"/>
             </w:tcBorders>
-            <w:shd w:val="clear" w:color="auto" w:fill="auto"/>
             <w:noWrap/>
             <w:vAlign w:val="center"/>
             <w:hideMark/>
@@ -6479,7 +6356,6 @@
               <w:bottom w:val="single" w:sz="4" w:space="0" w:color="auto"/>
               <w:right w:val="single" w:sz="4" w:space="0" w:color="auto"/>
             </w:tcBorders>
-            <w:shd w:val="clear" w:color="auto" w:fill="auto"/>
             <w:noWrap/>
             <w:vAlign w:val="center"/>
             <w:hideMark/>
@@ -6522,7 +6398,6 @@
               <w:bottom w:val="single" w:sz="4" w:space="0" w:color="auto"/>
               <w:right w:val="single" w:sz="4" w:space="0" w:color="auto"/>
             </w:tcBorders>
-            <w:shd w:val="clear" w:color="auto" w:fill="auto"/>
             <w:noWrap/>
             <w:vAlign w:val="center"/>
             <w:hideMark/>
@@ -6565,7 +6440,6 @@
               <w:bottom w:val="single" w:sz="4" w:space="0" w:color="auto"/>
               <w:right w:val="single" w:sz="4" w:space="0" w:color="auto"/>
             </w:tcBorders>
-            <w:shd w:val="clear" w:color="auto" w:fill="auto"/>
             <w:noWrap/>
             <w:vAlign w:val="center"/>
             <w:hideMark/>
@@ -6608,7 +6482,6 @@
               <w:bottom w:val="single" w:sz="4" w:space="0" w:color="auto"/>
               <w:right w:val="single" w:sz="4" w:space="0" w:color="auto"/>
             </w:tcBorders>
-            <w:shd w:val="clear" w:color="auto" w:fill="auto"/>
             <w:noWrap/>
             <w:vAlign w:val="center"/>
             <w:hideMark/>
@@ -6697,7 +6570,6 @@
               <w:bottom w:val="single" w:sz="4" w:space="0" w:color="auto"/>
               <w:right w:val="single" w:sz="4" w:space="0" w:color="auto"/>
             </w:tcBorders>
-            <w:shd w:val="clear" w:color="auto" w:fill="auto"/>
             <w:noWrap/>
             <w:vAlign w:val="center"/>
             <w:hideMark/>
@@ -6750,7 +6622,6 @@
               <w:bottom w:val="single" w:sz="4" w:space="0" w:color="auto"/>
               <w:right w:val="single" w:sz="4" w:space="0" w:color="auto"/>
             </w:tcBorders>
-            <w:shd w:val="clear" w:color="auto" w:fill="auto"/>
             <w:noWrap/>
             <w:vAlign w:val="center"/>
             <w:hideMark/>
@@ -6798,7 +6669,6 @@
               <w:bottom w:val="single" w:sz="4" w:space="0" w:color="auto"/>
               <w:right w:val="single" w:sz="4" w:space="0" w:color="auto"/>
             </w:tcBorders>
-            <w:shd w:val="clear" w:color="auto" w:fill="auto"/>
             <w:noWrap/>
             <w:vAlign w:val="center"/>
             <w:hideMark/>
@@ -6851,7 +6721,6 @@
               <w:bottom w:val="single" w:sz="4" w:space="0" w:color="auto"/>
               <w:right w:val="single" w:sz="4" w:space="0" w:color="auto"/>
             </w:tcBorders>
-            <w:shd w:val="clear" w:color="auto" w:fill="auto"/>
             <w:noWrap/>
             <w:vAlign w:val="center"/>
             <w:hideMark/>
@@ -6944,52 +6813,37 @@
               <w:bottom w:val="single" w:sz="4" w:space="0" w:color="auto"/>
               <w:right w:val="single" w:sz="4" w:space="0" w:color="auto"/>
             </w:tcBorders>
-            <w:shd w:val="clear" w:color="auto" w:fill="auto"/>
-            <w:noWrap/>
-            <w:vAlign w:val="center"/>
-            <w:hideMark/>
-          </w:tcPr>
-          <w:p>
-            <w:pPr>
-              <w:spacing w:line="240" w:lineRule="auto"/>
-              <w:ind w:firstLine="0"/>
-              <w:jc w:val="center"/>
-              <w:rPr>
-                <w:rFonts w:ascii="Calibri" w:eastAsia="Times New Roman" w:hAnsi="Calibri" w:cs="Calibri"/>
-                <w:color w:val="000000"/>
-                <w:kern w:val="0"/>
-                <w:sz w:val="24"/>
-                <w:szCs w:val="24"/>
-                <w:lang w:eastAsia="ru-RU"/>
-                <w14:ligatures w14:val="none"/>
-              </w:rPr>
-            </w:pPr>
-            <w:r>
-              <w:rPr>
-                <w:rFonts w:ascii="Calibri" w:eastAsia="Times New Roman" w:hAnsi="Calibri" w:cs="Calibri"/>
-                <w:color w:val="000000"/>
-                <w:kern w:val="0"/>
-                <w:sz w:val="24"/>
-                <w:szCs w:val="24"/>
-                <w:lang w:eastAsia="ru-RU"/>
-                <w14:ligatures w14:val="none"/>
-              </w:rPr>
-              <w:t>IP/</w:t>
-            </w:r>
-            <w:proofErr w:type="spellStart"/>
-            <w:r>
-              <w:rPr>
-                <w:rFonts w:ascii="Calibri" w:eastAsia="Times New Roman" w:hAnsi="Calibri" w:cs="Calibri"/>
-                <w:color w:val="000000"/>
-                <w:kern w:val="0"/>
-                <w:sz w:val="24"/>
-                <w:szCs w:val="24"/>
-                <w:lang w:eastAsia="ru-RU"/>
-                <w14:ligatures w14:val="none"/>
-              </w:rPr>
-              <w:t>mask</w:t>
-            </w:r>
-            <w:proofErr w:type="spellEnd"/>
+            <w:noWrap/>
+            <w:vAlign w:val="center"/>
+            <w:hideMark/>
+          </w:tcPr>
+          <w:p>
+            <w:pPr>
+              <w:spacing w:line="240" w:lineRule="auto"/>
+              <w:ind w:firstLine="0"/>
+              <w:jc w:val="center"/>
+              <w:rPr>
+                <w:rFonts w:ascii="Calibri" w:eastAsia="Times New Roman" w:hAnsi="Calibri" w:cs="Calibri"/>
+                <w:color w:val="000000"/>
+                <w:kern w:val="0"/>
+                <w:sz w:val="24"/>
+                <w:szCs w:val="24"/>
+                <w:lang w:eastAsia="ru-RU"/>
+                <w14:ligatures w14:val="none"/>
+              </w:rPr>
+            </w:pPr>
+            <w:r>
+              <w:rPr>
+                <w:rFonts w:ascii="Calibri" w:eastAsia="Times New Roman" w:hAnsi="Calibri" w:cs="Calibri"/>
+                <w:color w:val="000000"/>
+                <w:kern w:val="0"/>
+                <w:sz w:val="24"/>
+                <w:szCs w:val="24"/>
+                <w:lang w:eastAsia="ru-RU"/>
+                <w14:ligatures w14:val="none"/>
+              </w:rPr>
+              <w:t>IP/mask</w:t>
+            </w:r>
           </w:p>
         </w:tc>
         <w:tc>
@@ -7051,7 +6905,6 @@
               <w:bottom w:val="single" w:sz="4" w:space="0" w:color="auto"/>
               <w:right w:val="single" w:sz="4" w:space="0" w:color="auto"/>
             </w:tcBorders>
-            <w:shd w:val="clear" w:color="auto" w:fill="auto"/>
             <w:noWrap/>
             <w:vAlign w:val="center"/>
             <w:hideMark/>
@@ -7144,7 +6997,6 @@
               <w:bottom w:val="single" w:sz="4" w:space="0" w:color="auto"/>
               <w:right w:val="single" w:sz="4" w:space="0" w:color="auto"/>
             </w:tcBorders>
-            <w:shd w:val="clear" w:color="auto" w:fill="auto"/>
             <w:noWrap/>
             <w:vAlign w:val="center"/>
             <w:hideMark/>
@@ -7188,7 +7040,6 @@
               <w:bottom w:val="single" w:sz="4" w:space="0" w:color="auto"/>
               <w:right w:val="single" w:sz="4" w:space="0" w:color="000000"/>
             </w:tcBorders>
-            <w:shd w:val="clear" w:color="auto" w:fill="auto"/>
             <w:noWrap/>
             <w:vAlign w:val="center"/>
             <w:hideMark/>
@@ -7237,7 +7088,6 @@
               <w:bottom w:val="single" w:sz="4" w:space="0" w:color="auto"/>
               <w:right w:val="single" w:sz="4" w:space="0" w:color="auto"/>
             </w:tcBorders>
-            <w:shd w:val="clear" w:color="auto" w:fill="auto"/>
             <w:noWrap/>
             <w:vAlign w:val="center"/>
             <w:hideMark/>
@@ -7280,7 +7130,6 @@
               <w:bottom w:val="single" w:sz="4" w:space="0" w:color="auto"/>
               <w:right w:val="single" w:sz="4" w:space="0" w:color="auto"/>
             </w:tcBorders>
-            <w:shd w:val="clear" w:color="auto" w:fill="auto"/>
             <w:noWrap/>
             <w:vAlign w:val="center"/>
             <w:hideMark/>
@@ -7323,7 +7172,6 @@
               <w:bottom w:val="single" w:sz="4" w:space="0" w:color="auto"/>
               <w:right w:val="single" w:sz="4" w:space="0" w:color="auto"/>
             </w:tcBorders>
-            <w:shd w:val="clear" w:color="auto" w:fill="auto"/>
             <w:noWrap/>
             <w:vAlign w:val="center"/>
             <w:hideMark/>
@@ -7366,7 +7214,6 @@
               <w:bottom w:val="single" w:sz="4" w:space="0" w:color="auto"/>
               <w:right w:val="single" w:sz="4" w:space="0" w:color="auto"/>
             </w:tcBorders>
-            <w:shd w:val="clear" w:color="auto" w:fill="auto"/>
             <w:noWrap/>
             <w:vAlign w:val="center"/>
             <w:hideMark/>
@@ -7415,7 +7262,6 @@
               <w:bottom w:val="single" w:sz="4" w:space="0" w:color="auto"/>
               <w:right w:val="single" w:sz="4" w:space="0" w:color="auto"/>
             </w:tcBorders>
-            <w:shd w:val="clear" w:color="auto" w:fill="auto"/>
             <w:noWrap/>
             <w:vAlign w:val="center"/>
             <w:hideMark/>
@@ -7458,7 +7304,6 @@
               <w:bottom w:val="single" w:sz="4" w:space="0" w:color="auto"/>
               <w:right w:val="single" w:sz="4" w:space="0" w:color="auto"/>
             </w:tcBorders>
-            <w:shd w:val="clear" w:color="auto" w:fill="auto"/>
             <w:noWrap/>
             <w:vAlign w:val="center"/>
             <w:hideMark/>
@@ -7501,7 +7346,6 @@
               <w:bottom w:val="single" w:sz="4" w:space="0" w:color="auto"/>
               <w:right w:val="single" w:sz="4" w:space="0" w:color="auto"/>
             </w:tcBorders>
-            <w:shd w:val="clear" w:color="auto" w:fill="auto"/>
             <w:noWrap/>
             <w:vAlign w:val="center"/>
             <w:hideMark/>
@@ -7544,7 +7388,6 @@
               <w:bottom w:val="single" w:sz="4" w:space="0" w:color="auto"/>
               <w:right w:val="single" w:sz="4" w:space="0" w:color="auto"/>
             </w:tcBorders>
-            <w:shd w:val="clear" w:color="auto" w:fill="auto"/>
             <w:noWrap/>
             <w:vAlign w:val="center"/>
             <w:hideMark/>
@@ -7593,7 +7436,6 @@
               <w:bottom w:val="single" w:sz="4" w:space="0" w:color="auto"/>
               <w:right w:val="single" w:sz="4" w:space="0" w:color="auto"/>
             </w:tcBorders>
-            <w:shd w:val="clear" w:color="auto" w:fill="auto"/>
             <w:noWrap/>
             <w:vAlign w:val="center"/>
             <w:hideMark/>
@@ -7636,7 +7478,6 @@
               <w:bottom w:val="single" w:sz="4" w:space="0" w:color="auto"/>
               <w:right w:val="single" w:sz="4" w:space="0" w:color="auto"/>
             </w:tcBorders>
-            <w:shd w:val="clear" w:color="auto" w:fill="auto"/>
             <w:noWrap/>
             <w:vAlign w:val="center"/>
             <w:hideMark/>
@@ -7679,7 +7520,6 @@
               <w:bottom w:val="single" w:sz="4" w:space="0" w:color="auto"/>
               <w:right w:val="single" w:sz="4" w:space="0" w:color="auto"/>
             </w:tcBorders>
-            <w:shd w:val="clear" w:color="auto" w:fill="auto"/>
             <w:noWrap/>
             <w:vAlign w:val="center"/>
             <w:hideMark/>
@@ -7722,7 +7562,6 @@
               <w:bottom w:val="single" w:sz="4" w:space="0" w:color="auto"/>
               <w:right w:val="single" w:sz="4" w:space="0" w:color="auto"/>
             </w:tcBorders>
-            <w:shd w:val="clear" w:color="auto" w:fill="auto"/>
             <w:noWrap/>
             <w:vAlign w:val="center"/>
             <w:hideMark/>
@@ -7796,7 +7635,6 @@
               <w:bottom w:val="single" w:sz="4" w:space="0" w:color="auto"/>
               <w:right w:val="single" w:sz="4" w:space="0" w:color="auto"/>
             </w:tcBorders>
-            <w:shd w:val="clear" w:color="auto" w:fill="auto"/>
             <w:noWrap/>
             <w:vAlign w:val="center"/>
             <w:hideMark/>
@@ -7839,7 +7677,6 @@
               <w:bottom w:val="single" w:sz="4" w:space="0" w:color="auto"/>
               <w:right w:val="single" w:sz="4" w:space="0" w:color="auto"/>
             </w:tcBorders>
-            <w:shd w:val="clear" w:color="auto" w:fill="auto"/>
             <w:noWrap/>
             <w:vAlign w:val="center"/>
             <w:hideMark/>
@@ -7882,7 +7719,6 @@
               <w:bottom w:val="single" w:sz="4" w:space="0" w:color="auto"/>
               <w:right w:val="single" w:sz="4" w:space="0" w:color="auto"/>
             </w:tcBorders>
-            <w:shd w:val="clear" w:color="auto" w:fill="auto"/>
             <w:noWrap/>
             <w:vAlign w:val="center"/>
             <w:hideMark/>
@@ -7925,7 +7761,6 @@
               <w:bottom w:val="single" w:sz="4" w:space="0" w:color="auto"/>
               <w:right w:val="single" w:sz="4" w:space="0" w:color="auto"/>
             </w:tcBorders>
-            <w:shd w:val="clear" w:color="auto" w:fill="auto"/>
             <w:noWrap/>
             <w:vAlign w:val="center"/>
             <w:hideMark/>
@@ -7974,7 +7809,6 @@
               <w:bottom w:val="single" w:sz="4" w:space="0" w:color="auto"/>
               <w:right w:val="single" w:sz="4" w:space="0" w:color="auto"/>
             </w:tcBorders>
-            <w:shd w:val="clear" w:color="auto" w:fill="auto"/>
             <w:noWrap/>
             <w:vAlign w:val="center"/>
             <w:hideMark/>
@@ -8018,7 +7852,6 @@
               <w:bottom w:val="single" w:sz="4" w:space="0" w:color="auto"/>
               <w:right w:val="single" w:sz="4" w:space="0" w:color="000000"/>
             </w:tcBorders>
-            <w:shd w:val="clear" w:color="auto" w:fill="auto"/>
             <w:noWrap/>
             <w:vAlign w:val="center"/>
             <w:hideMark/>
@@ -8067,7 +7900,6 @@
               <w:bottom w:val="single" w:sz="4" w:space="0" w:color="auto"/>
               <w:right w:val="single" w:sz="4" w:space="0" w:color="auto"/>
             </w:tcBorders>
-            <w:shd w:val="clear" w:color="auto" w:fill="auto"/>
             <w:noWrap/>
             <w:vAlign w:val="center"/>
             <w:hideMark/>
@@ -8111,7 +7943,6 @@
               <w:bottom w:val="single" w:sz="4" w:space="0" w:color="auto"/>
               <w:right w:val="single" w:sz="4" w:space="0" w:color="000000"/>
             </w:tcBorders>
-            <w:shd w:val="clear" w:color="auto" w:fill="auto"/>
             <w:noWrap/>
             <w:vAlign w:val="center"/>
             <w:hideMark/>
@@ -8159,7 +7990,6 @@
               <w:bottom w:val="single" w:sz="4" w:space="0" w:color="auto"/>
               <w:right w:val="single" w:sz="4" w:space="0" w:color="auto"/>
             </w:tcBorders>
-            <w:shd w:val="clear" w:color="auto" w:fill="auto"/>
             <w:noWrap/>
             <w:vAlign w:val="center"/>
             <w:hideMark/>
@@ -8203,7 +8033,6 @@
               <w:bottom w:val="single" w:sz="4" w:space="0" w:color="auto"/>
               <w:right w:val="single" w:sz="4" w:space="0" w:color="auto"/>
             </w:tcBorders>
-            <w:shd w:val="clear" w:color="auto" w:fill="auto"/>
             <w:noWrap/>
             <w:vAlign w:val="center"/>
             <w:hideMark/>
@@ -8246,7 +8075,6 @@
               <w:bottom w:val="single" w:sz="4" w:space="0" w:color="auto"/>
               <w:right w:val="single" w:sz="4" w:space="0" w:color="auto"/>
             </w:tcBorders>
-            <w:shd w:val="clear" w:color="auto" w:fill="auto"/>
             <w:noWrap/>
             <w:vAlign w:val="center"/>
             <w:hideMark/>
@@ -8289,7 +8117,6 @@
               <w:bottom w:val="single" w:sz="4" w:space="0" w:color="auto"/>
               <w:right w:val="single" w:sz="4" w:space="0" w:color="auto"/>
             </w:tcBorders>
-            <w:shd w:val="clear" w:color="auto" w:fill="auto"/>
             <w:noWrap/>
             <w:vAlign w:val="center"/>
             <w:hideMark/>
@@ -8332,7 +8159,6 @@
               <w:bottom w:val="single" w:sz="4" w:space="0" w:color="auto"/>
               <w:right w:val="single" w:sz="4" w:space="0" w:color="auto"/>
             </w:tcBorders>
-            <w:shd w:val="clear" w:color="auto" w:fill="auto"/>
             <w:noWrap/>
             <w:vAlign w:val="center"/>
             <w:hideMark/>
@@ -8405,7 +8231,6 @@
               <w:bottom w:val="single" w:sz="4" w:space="0" w:color="auto"/>
               <w:right w:val="single" w:sz="4" w:space="0" w:color="auto"/>
             </w:tcBorders>
-            <w:shd w:val="clear" w:color="auto" w:fill="auto"/>
             <w:noWrap/>
             <w:vAlign w:val="center"/>
             <w:hideMark/>
@@ -8448,7 +8273,6 @@
               <w:bottom w:val="single" w:sz="4" w:space="0" w:color="auto"/>
               <w:right w:val="single" w:sz="4" w:space="0" w:color="auto"/>
             </w:tcBorders>
-            <w:shd w:val="clear" w:color="auto" w:fill="auto"/>
             <w:noWrap/>
             <w:vAlign w:val="center"/>
             <w:hideMark/>
@@ -8491,7 +8315,6 @@
               <w:bottom w:val="single" w:sz="4" w:space="0" w:color="auto"/>
               <w:right w:val="single" w:sz="4" w:space="0" w:color="auto"/>
             </w:tcBorders>
-            <w:shd w:val="clear" w:color="auto" w:fill="auto"/>
             <w:noWrap/>
             <w:vAlign w:val="center"/>
             <w:hideMark/>
@@ -8534,7 +8357,6 @@
               <w:bottom w:val="single" w:sz="4" w:space="0" w:color="auto"/>
               <w:right w:val="single" w:sz="4" w:space="0" w:color="auto"/>
             </w:tcBorders>
-            <w:shd w:val="clear" w:color="auto" w:fill="auto"/>
             <w:noWrap/>
             <w:vAlign w:val="center"/>
             <w:hideMark/>
@@ -8577,7 +8399,6 @@
               <w:bottom w:val="single" w:sz="4" w:space="0" w:color="auto"/>
               <w:right w:val="single" w:sz="4" w:space="0" w:color="auto"/>
             </w:tcBorders>
-            <w:shd w:val="clear" w:color="auto" w:fill="auto"/>
             <w:noWrap/>
             <w:vAlign w:val="center"/>
             <w:hideMark/>
@@ -8625,7 +8446,6 @@
               <w:bottom w:val="single" w:sz="4" w:space="0" w:color="auto"/>
               <w:right w:val="single" w:sz="4" w:space="0" w:color="auto"/>
             </w:tcBorders>
-            <w:shd w:val="clear" w:color="auto" w:fill="auto"/>
             <w:noWrap/>
             <w:vAlign w:val="center"/>
             <w:hideMark/>
@@ -8668,7 +8488,6 @@
               <w:bottom w:val="single" w:sz="4" w:space="0" w:color="auto"/>
               <w:right w:val="single" w:sz="4" w:space="0" w:color="auto"/>
             </w:tcBorders>
-            <w:shd w:val="clear" w:color="auto" w:fill="auto"/>
             <w:noWrap/>
             <w:vAlign w:val="center"/>
             <w:hideMark/>
@@ -8711,7 +8530,6 @@
               <w:bottom w:val="single" w:sz="4" w:space="0" w:color="auto"/>
               <w:right w:val="single" w:sz="4" w:space="0" w:color="auto"/>
             </w:tcBorders>
-            <w:shd w:val="clear" w:color="auto" w:fill="auto"/>
             <w:noWrap/>
             <w:vAlign w:val="center"/>
             <w:hideMark/>
@@ -8754,7 +8572,6 @@
               <w:bottom w:val="single" w:sz="4" w:space="0" w:color="auto"/>
               <w:right w:val="single" w:sz="4" w:space="0" w:color="auto"/>
             </w:tcBorders>
-            <w:shd w:val="clear" w:color="auto" w:fill="auto"/>
             <w:noWrap/>
             <w:vAlign w:val="center"/>
             <w:hideMark/>
@@ -8797,7 +8614,6 @@
               <w:bottom w:val="single" w:sz="4" w:space="0" w:color="auto"/>
               <w:right w:val="single" w:sz="4" w:space="0" w:color="auto"/>
             </w:tcBorders>
-            <w:shd w:val="clear" w:color="auto" w:fill="auto"/>
             <w:noWrap/>
             <w:vAlign w:val="center"/>
             <w:hideMark/>
@@ -8845,7 +8661,6 @@
               <w:bottom w:val="single" w:sz="4" w:space="0" w:color="auto"/>
               <w:right w:val="single" w:sz="4" w:space="0" w:color="auto"/>
             </w:tcBorders>
-            <w:shd w:val="clear" w:color="auto" w:fill="auto"/>
             <w:noWrap/>
             <w:vAlign w:val="center"/>
             <w:hideMark/>
@@ -8888,7 +8703,6 @@
               <w:bottom w:val="single" w:sz="4" w:space="0" w:color="auto"/>
               <w:right w:val="single" w:sz="4" w:space="0" w:color="auto"/>
             </w:tcBorders>
-            <w:shd w:val="clear" w:color="auto" w:fill="auto"/>
             <w:noWrap/>
             <w:vAlign w:val="center"/>
             <w:hideMark/>
@@ -8931,7 +8745,6 @@
               <w:bottom w:val="single" w:sz="4" w:space="0" w:color="auto"/>
               <w:right w:val="single" w:sz="4" w:space="0" w:color="auto"/>
             </w:tcBorders>
-            <w:shd w:val="clear" w:color="auto" w:fill="auto"/>
             <w:noWrap/>
             <w:vAlign w:val="center"/>
             <w:hideMark/>
@@ -8974,7 +8787,6 @@
               <w:bottom w:val="single" w:sz="4" w:space="0" w:color="auto"/>
               <w:right w:val="single" w:sz="4" w:space="0" w:color="auto"/>
             </w:tcBorders>
-            <w:shd w:val="clear" w:color="auto" w:fill="auto"/>
             <w:noWrap/>
             <w:vAlign w:val="center"/>
             <w:hideMark/>
@@ -9017,7 +8829,6 @@
               <w:bottom w:val="single" w:sz="4" w:space="0" w:color="auto"/>
               <w:right w:val="single" w:sz="4" w:space="0" w:color="auto"/>
             </w:tcBorders>
-            <w:shd w:val="clear" w:color="auto" w:fill="auto"/>
             <w:noWrap/>
             <w:vAlign w:val="center"/>
             <w:hideMark/>
@@ -9065,7 +8876,6 @@
               <w:bottom w:val="single" w:sz="4" w:space="0" w:color="auto"/>
               <w:right w:val="single" w:sz="4" w:space="0" w:color="auto"/>
             </w:tcBorders>
-            <w:shd w:val="clear" w:color="auto" w:fill="auto"/>
             <w:noWrap/>
             <w:vAlign w:val="center"/>
             <w:hideMark/>
@@ -9108,7 +8918,6 @@
               <w:bottom w:val="single" w:sz="4" w:space="0" w:color="auto"/>
               <w:right w:val="single" w:sz="4" w:space="0" w:color="auto"/>
             </w:tcBorders>
-            <w:shd w:val="clear" w:color="auto" w:fill="auto"/>
             <w:noWrap/>
             <w:vAlign w:val="center"/>
             <w:hideMark/>
@@ -9151,7 +8960,6 @@
               <w:bottom w:val="single" w:sz="4" w:space="0" w:color="auto"/>
               <w:right w:val="single" w:sz="4" w:space="0" w:color="auto"/>
             </w:tcBorders>
-            <w:shd w:val="clear" w:color="auto" w:fill="auto"/>
             <w:noWrap/>
             <w:vAlign w:val="center"/>
             <w:hideMark/>
@@ -9194,7 +9002,6 @@
               <w:bottom w:val="single" w:sz="4" w:space="0" w:color="auto"/>
               <w:right w:val="single" w:sz="4" w:space="0" w:color="auto"/>
             </w:tcBorders>
-            <w:shd w:val="clear" w:color="auto" w:fill="auto"/>
             <w:noWrap/>
             <w:vAlign w:val="center"/>
             <w:hideMark/>
@@ -9237,7 +9044,6 @@
               <w:bottom w:val="single" w:sz="4" w:space="0" w:color="auto"/>
               <w:right w:val="single" w:sz="4" w:space="0" w:color="auto"/>
             </w:tcBorders>
-            <w:shd w:val="clear" w:color="auto" w:fill="auto"/>
             <w:noWrap/>
             <w:vAlign w:val="center"/>
             <w:hideMark/>
@@ -9310,7 +9116,6 @@
               <w:bottom w:val="single" w:sz="4" w:space="0" w:color="auto"/>
               <w:right w:val="single" w:sz="4" w:space="0" w:color="auto"/>
             </w:tcBorders>
-            <w:shd w:val="clear" w:color="auto" w:fill="auto"/>
             <w:noWrap/>
             <w:vAlign w:val="center"/>
             <w:hideMark/>
@@ -9353,7 +9158,6 @@
               <w:bottom w:val="single" w:sz="4" w:space="0" w:color="auto"/>
               <w:right w:val="single" w:sz="4" w:space="0" w:color="auto"/>
             </w:tcBorders>
-            <w:shd w:val="clear" w:color="auto" w:fill="auto"/>
             <w:noWrap/>
             <w:vAlign w:val="center"/>
             <w:hideMark/>
@@ -9396,7 +9200,6 @@
               <w:bottom w:val="single" w:sz="4" w:space="0" w:color="auto"/>
               <w:right w:val="single" w:sz="4" w:space="0" w:color="auto"/>
             </w:tcBorders>
-            <w:shd w:val="clear" w:color="auto" w:fill="auto"/>
             <w:noWrap/>
             <w:vAlign w:val="center"/>
             <w:hideMark/>
@@ -9439,7 +9242,6 @@
               <w:bottom w:val="single" w:sz="4" w:space="0" w:color="auto"/>
               <w:right w:val="single" w:sz="4" w:space="0" w:color="auto"/>
             </w:tcBorders>
-            <w:shd w:val="clear" w:color="auto" w:fill="auto"/>
             <w:noWrap/>
             <w:vAlign w:val="center"/>
             <w:hideMark/>
@@ -9482,7 +9284,6 @@
               <w:bottom w:val="single" w:sz="4" w:space="0" w:color="auto"/>
               <w:right w:val="single" w:sz="4" w:space="0" w:color="auto"/>
             </w:tcBorders>
-            <w:shd w:val="clear" w:color="auto" w:fill="auto"/>
             <w:noWrap/>
             <w:vAlign w:val="center"/>
             <w:hideMark/>
@@ -9530,7 +9331,6 @@
               <w:bottom w:val="single" w:sz="4" w:space="0" w:color="auto"/>
               <w:right w:val="single" w:sz="4" w:space="0" w:color="auto"/>
             </w:tcBorders>
-            <w:shd w:val="clear" w:color="auto" w:fill="auto"/>
             <w:noWrap/>
             <w:vAlign w:val="center"/>
             <w:hideMark/>
@@ -9573,7 +9373,6 @@
               <w:bottom w:val="single" w:sz="4" w:space="0" w:color="auto"/>
               <w:right w:val="single" w:sz="4" w:space="0" w:color="auto"/>
             </w:tcBorders>
-            <w:shd w:val="clear" w:color="auto" w:fill="auto"/>
             <w:noWrap/>
             <w:vAlign w:val="center"/>
             <w:hideMark/>
@@ -9616,7 +9415,6 @@
               <w:bottom w:val="single" w:sz="4" w:space="0" w:color="auto"/>
               <w:right w:val="single" w:sz="4" w:space="0" w:color="auto"/>
             </w:tcBorders>
-            <w:shd w:val="clear" w:color="auto" w:fill="auto"/>
             <w:noWrap/>
             <w:vAlign w:val="center"/>
             <w:hideMark/>
@@ -9659,7 +9457,6 @@
               <w:bottom w:val="single" w:sz="4" w:space="0" w:color="auto"/>
               <w:right w:val="single" w:sz="4" w:space="0" w:color="auto"/>
             </w:tcBorders>
-            <w:shd w:val="clear" w:color="auto" w:fill="auto"/>
             <w:noWrap/>
             <w:vAlign w:val="center"/>
             <w:hideMark/>
@@ -9702,7 +9499,6 @@
               <w:bottom w:val="single" w:sz="4" w:space="0" w:color="auto"/>
               <w:right w:val="single" w:sz="4" w:space="0" w:color="auto"/>
             </w:tcBorders>
-            <w:shd w:val="clear" w:color="auto" w:fill="auto"/>
             <w:noWrap/>
             <w:vAlign w:val="center"/>
             <w:hideMark/>
@@ -9750,7 +9546,6 @@
               <w:bottom w:val="single" w:sz="4" w:space="0" w:color="auto"/>
               <w:right w:val="single" w:sz="4" w:space="0" w:color="auto"/>
             </w:tcBorders>
-            <w:shd w:val="clear" w:color="auto" w:fill="auto"/>
             <w:noWrap/>
             <w:vAlign w:val="center"/>
             <w:hideMark/>
@@ -9793,7 +9588,6 @@
               <w:bottom w:val="single" w:sz="4" w:space="0" w:color="auto"/>
               <w:right w:val="single" w:sz="4" w:space="0" w:color="auto"/>
             </w:tcBorders>
-            <w:shd w:val="clear" w:color="auto" w:fill="auto"/>
             <w:noWrap/>
             <w:vAlign w:val="center"/>
             <w:hideMark/>
@@ -9836,7 +9630,6 @@
               <w:bottom w:val="single" w:sz="4" w:space="0" w:color="auto"/>
               <w:right w:val="single" w:sz="4" w:space="0" w:color="auto"/>
             </w:tcBorders>
-            <w:shd w:val="clear" w:color="auto" w:fill="auto"/>
             <w:noWrap/>
             <w:vAlign w:val="center"/>
             <w:hideMark/>
@@ -9879,7 +9672,6 @@
               <w:bottom w:val="single" w:sz="4" w:space="0" w:color="auto"/>
               <w:right w:val="single" w:sz="4" w:space="0" w:color="auto"/>
             </w:tcBorders>
-            <w:shd w:val="clear" w:color="auto" w:fill="auto"/>
             <w:noWrap/>
             <w:vAlign w:val="center"/>
             <w:hideMark/>
@@ -9922,7 +9714,6 @@
               <w:bottom w:val="single" w:sz="4" w:space="0" w:color="auto"/>
               <w:right w:val="single" w:sz="4" w:space="0" w:color="auto"/>
             </w:tcBorders>
-            <w:shd w:val="clear" w:color="auto" w:fill="auto"/>
             <w:noWrap/>
             <w:vAlign w:val="center"/>
             <w:hideMark/>
@@ -9970,7 +9761,6 @@
               <w:bottom w:val="single" w:sz="4" w:space="0" w:color="auto"/>
               <w:right w:val="single" w:sz="4" w:space="0" w:color="auto"/>
             </w:tcBorders>
-            <w:shd w:val="clear" w:color="auto" w:fill="auto"/>
             <w:noWrap/>
             <w:vAlign w:val="center"/>
             <w:hideMark/>
@@ -10013,7 +9803,6 @@
               <w:bottom w:val="single" w:sz="4" w:space="0" w:color="auto"/>
               <w:right w:val="single" w:sz="4" w:space="0" w:color="auto"/>
             </w:tcBorders>
-            <w:shd w:val="clear" w:color="auto" w:fill="auto"/>
             <w:noWrap/>
             <w:vAlign w:val="center"/>
             <w:hideMark/>
@@ -10056,7 +9845,6 @@
               <w:bottom w:val="single" w:sz="4" w:space="0" w:color="auto"/>
               <w:right w:val="single" w:sz="4" w:space="0" w:color="auto"/>
             </w:tcBorders>
-            <w:shd w:val="clear" w:color="auto" w:fill="auto"/>
             <w:noWrap/>
             <w:vAlign w:val="center"/>
             <w:hideMark/>
@@ -10099,7 +9887,6 @@
               <w:bottom w:val="single" w:sz="4" w:space="0" w:color="auto"/>
               <w:right w:val="single" w:sz="4" w:space="0" w:color="auto"/>
             </w:tcBorders>
-            <w:shd w:val="clear" w:color="auto" w:fill="auto"/>
             <w:noWrap/>
             <w:vAlign w:val="center"/>
             <w:hideMark/>
@@ -10142,7 +9929,6 @@
               <w:bottom w:val="single" w:sz="4" w:space="0" w:color="auto"/>
               <w:right w:val="single" w:sz="4" w:space="0" w:color="auto"/>
             </w:tcBorders>
-            <w:shd w:val="clear" w:color="auto" w:fill="auto"/>
             <w:noWrap/>
             <w:vAlign w:val="center"/>
             <w:hideMark/>
@@ -10215,7 +10001,6 @@
               <w:bottom w:val="single" w:sz="4" w:space="0" w:color="auto"/>
               <w:right w:val="single" w:sz="4" w:space="0" w:color="auto"/>
             </w:tcBorders>
-            <w:shd w:val="clear" w:color="auto" w:fill="auto"/>
             <w:noWrap/>
             <w:vAlign w:val="center"/>
             <w:hideMark/>
@@ -10258,7 +10043,6 @@
               <w:bottom w:val="single" w:sz="4" w:space="0" w:color="auto"/>
               <w:right w:val="single" w:sz="4" w:space="0" w:color="auto"/>
             </w:tcBorders>
-            <w:shd w:val="clear" w:color="auto" w:fill="auto"/>
             <w:noWrap/>
             <w:vAlign w:val="center"/>
             <w:hideMark/>
@@ -10301,7 +10085,6 @@
               <w:bottom w:val="single" w:sz="4" w:space="0" w:color="auto"/>
               <w:right w:val="single" w:sz="4" w:space="0" w:color="auto"/>
             </w:tcBorders>
-            <w:shd w:val="clear" w:color="auto" w:fill="auto"/>
             <w:noWrap/>
             <w:vAlign w:val="center"/>
             <w:hideMark/>
@@ -10344,7 +10127,6 @@
               <w:bottom w:val="single" w:sz="4" w:space="0" w:color="auto"/>
               <w:right w:val="single" w:sz="4" w:space="0" w:color="auto"/>
             </w:tcBorders>
-            <w:shd w:val="clear" w:color="auto" w:fill="auto"/>
             <w:noWrap/>
             <w:vAlign w:val="center"/>
             <w:hideMark/>
@@ -10387,7 +10169,6 @@
               <w:bottom w:val="single" w:sz="4" w:space="0" w:color="auto"/>
               <w:right w:val="single" w:sz="4" w:space="0" w:color="auto"/>
             </w:tcBorders>
-            <w:shd w:val="clear" w:color="auto" w:fill="auto"/>
             <w:noWrap/>
             <w:vAlign w:val="center"/>
             <w:hideMark/>
@@ -10435,7 +10216,6 @@
               <w:bottom w:val="single" w:sz="4" w:space="0" w:color="auto"/>
               <w:right w:val="single" w:sz="4" w:space="0" w:color="auto"/>
             </w:tcBorders>
-            <w:shd w:val="clear" w:color="auto" w:fill="auto"/>
             <w:noWrap/>
             <w:vAlign w:val="center"/>
             <w:hideMark/>
@@ -10478,7 +10258,6 @@
               <w:bottom w:val="single" w:sz="4" w:space="0" w:color="auto"/>
               <w:right w:val="single" w:sz="4" w:space="0" w:color="auto"/>
             </w:tcBorders>
-            <w:shd w:val="clear" w:color="auto" w:fill="auto"/>
             <w:noWrap/>
             <w:vAlign w:val="center"/>
             <w:hideMark/>
@@ -10521,7 +10300,6 @@
               <w:bottom w:val="single" w:sz="4" w:space="0" w:color="auto"/>
               <w:right w:val="single" w:sz="4" w:space="0" w:color="auto"/>
             </w:tcBorders>
-            <w:shd w:val="clear" w:color="auto" w:fill="auto"/>
             <w:noWrap/>
             <w:vAlign w:val="center"/>
             <w:hideMark/>
@@ -10564,7 +10342,6 @@
               <w:bottom w:val="single" w:sz="4" w:space="0" w:color="auto"/>
               <w:right w:val="single" w:sz="4" w:space="0" w:color="auto"/>
             </w:tcBorders>
-            <w:shd w:val="clear" w:color="auto" w:fill="auto"/>
             <w:noWrap/>
             <w:vAlign w:val="center"/>
             <w:hideMark/>
@@ -10607,7 +10384,6 @@
               <w:bottom w:val="single" w:sz="4" w:space="0" w:color="auto"/>
               <w:right w:val="single" w:sz="4" w:space="0" w:color="auto"/>
             </w:tcBorders>
-            <w:shd w:val="clear" w:color="auto" w:fill="auto"/>
             <w:noWrap/>
             <w:vAlign w:val="center"/>
             <w:hideMark/>
@@ -10655,7 +10431,6 @@
               <w:bottom w:val="single" w:sz="4" w:space="0" w:color="auto"/>
               <w:right w:val="single" w:sz="4" w:space="0" w:color="auto"/>
             </w:tcBorders>
-            <w:shd w:val="clear" w:color="auto" w:fill="auto"/>
             <w:noWrap/>
             <w:vAlign w:val="center"/>
             <w:hideMark/>
@@ -10698,7 +10473,6 @@
               <w:bottom w:val="single" w:sz="4" w:space="0" w:color="auto"/>
               <w:right w:val="single" w:sz="4" w:space="0" w:color="auto"/>
             </w:tcBorders>
-            <w:shd w:val="clear" w:color="auto" w:fill="auto"/>
             <w:noWrap/>
             <w:vAlign w:val="center"/>
             <w:hideMark/>
@@ -10741,7 +10515,6 @@
               <w:bottom w:val="single" w:sz="4" w:space="0" w:color="auto"/>
               <w:right w:val="single" w:sz="4" w:space="0" w:color="auto"/>
             </w:tcBorders>
-            <w:shd w:val="clear" w:color="auto" w:fill="auto"/>
             <w:noWrap/>
             <w:vAlign w:val="center"/>
             <w:hideMark/>
@@ -10784,7 +10557,6 @@
               <w:bottom w:val="single" w:sz="4" w:space="0" w:color="auto"/>
               <w:right w:val="single" w:sz="4" w:space="0" w:color="auto"/>
             </w:tcBorders>
-            <w:shd w:val="clear" w:color="auto" w:fill="auto"/>
             <w:noWrap/>
             <w:vAlign w:val="center"/>
             <w:hideMark/>
@@ -10827,7 +10599,6 @@
               <w:bottom w:val="single" w:sz="4" w:space="0" w:color="auto"/>
               <w:right w:val="single" w:sz="4" w:space="0" w:color="auto"/>
             </w:tcBorders>
-            <w:shd w:val="clear" w:color="auto" w:fill="auto"/>
             <w:noWrap/>
             <w:vAlign w:val="center"/>
             <w:hideMark/>
@@ -10875,7 +10646,6 @@
               <w:bottom w:val="single" w:sz="4" w:space="0" w:color="auto"/>
               <w:right w:val="single" w:sz="4" w:space="0" w:color="auto"/>
             </w:tcBorders>
-            <w:shd w:val="clear" w:color="auto" w:fill="auto"/>
             <w:noWrap/>
             <w:vAlign w:val="center"/>
             <w:hideMark/>
@@ -10918,7 +10688,6 @@
               <w:bottom w:val="single" w:sz="4" w:space="0" w:color="auto"/>
               <w:right w:val="single" w:sz="4" w:space="0" w:color="auto"/>
             </w:tcBorders>
-            <w:shd w:val="clear" w:color="auto" w:fill="auto"/>
             <w:noWrap/>
             <w:vAlign w:val="center"/>
             <w:hideMark/>
@@ -10961,7 +10730,6 @@
               <w:bottom w:val="single" w:sz="4" w:space="0" w:color="auto"/>
               <w:right w:val="single" w:sz="4" w:space="0" w:color="auto"/>
             </w:tcBorders>
-            <w:shd w:val="clear" w:color="auto" w:fill="auto"/>
             <w:noWrap/>
             <w:vAlign w:val="center"/>
             <w:hideMark/>
@@ -11004,7 +10772,6 @@
               <w:bottom w:val="single" w:sz="4" w:space="0" w:color="auto"/>
               <w:right w:val="single" w:sz="4" w:space="0" w:color="auto"/>
             </w:tcBorders>
-            <w:shd w:val="clear" w:color="auto" w:fill="auto"/>
             <w:noWrap/>
             <w:vAlign w:val="center"/>
             <w:hideMark/>
@@ -11047,7 +10814,6 @@
               <w:bottom w:val="single" w:sz="4" w:space="0" w:color="auto"/>
               <w:right w:val="single" w:sz="4" w:space="0" w:color="auto"/>
             </w:tcBorders>
-            <w:shd w:val="clear" w:color="auto" w:fill="auto"/>
             <w:noWrap/>
             <w:vAlign w:val="center"/>
             <w:hideMark/>
@@ -11120,7 +10886,6 @@
               <w:bottom w:val="single" w:sz="4" w:space="0" w:color="auto"/>
               <w:right w:val="single" w:sz="4" w:space="0" w:color="auto"/>
             </w:tcBorders>
-            <w:shd w:val="clear" w:color="auto" w:fill="auto"/>
             <w:noWrap/>
             <w:vAlign w:val="center"/>
             <w:hideMark/>
@@ -11163,7 +10928,6 @@
               <w:bottom w:val="single" w:sz="4" w:space="0" w:color="auto"/>
               <w:right w:val="single" w:sz="4" w:space="0" w:color="auto"/>
             </w:tcBorders>
-            <w:shd w:val="clear" w:color="auto" w:fill="auto"/>
             <w:noWrap/>
             <w:vAlign w:val="center"/>
             <w:hideMark/>
@@ -11206,7 +10970,6 @@
               <w:bottom w:val="single" w:sz="4" w:space="0" w:color="auto"/>
               <w:right w:val="single" w:sz="4" w:space="0" w:color="auto"/>
             </w:tcBorders>
-            <w:shd w:val="clear" w:color="auto" w:fill="auto"/>
             <w:noWrap/>
             <w:vAlign w:val="center"/>
             <w:hideMark/>
@@ -11249,7 +11012,6 @@
               <w:bottom w:val="single" w:sz="4" w:space="0" w:color="auto"/>
               <w:right w:val="single" w:sz="4" w:space="0" w:color="auto"/>
             </w:tcBorders>
-            <w:shd w:val="clear" w:color="auto" w:fill="auto"/>
             <w:noWrap/>
             <w:vAlign w:val="center"/>
             <w:hideMark/>
@@ -11292,7 +11054,6 @@
               <w:bottom w:val="single" w:sz="4" w:space="0" w:color="auto"/>
               <w:right w:val="single" w:sz="4" w:space="0" w:color="auto"/>
             </w:tcBorders>
-            <w:shd w:val="clear" w:color="auto" w:fill="auto"/>
             <w:noWrap/>
             <w:vAlign w:val="center"/>
             <w:hideMark/>
@@ -11340,7 +11101,6 @@
               <w:bottom w:val="single" w:sz="4" w:space="0" w:color="auto"/>
               <w:right w:val="single" w:sz="4" w:space="0" w:color="auto"/>
             </w:tcBorders>
-            <w:shd w:val="clear" w:color="auto" w:fill="auto"/>
             <w:noWrap/>
             <w:vAlign w:val="center"/>
             <w:hideMark/>
@@ -11383,7 +11143,6 @@
               <w:bottom w:val="single" w:sz="4" w:space="0" w:color="auto"/>
               <w:right w:val="single" w:sz="4" w:space="0" w:color="auto"/>
             </w:tcBorders>
-            <w:shd w:val="clear" w:color="auto" w:fill="auto"/>
             <w:noWrap/>
             <w:vAlign w:val="center"/>
             <w:hideMark/>
@@ -11426,7 +11185,6 @@
               <w:bottom w:val="single" w:sz="4" w:space="0" w:color="auto"/>
               <w:right w:val="single" w:sz="4" w:space="0" w:color="auto"/>
             </w:tcBorders>
-            <w:shd w:val="clear" w:color="auto" w:fill="auto"/>
             <w:noWrap/>
             <w:vAlign w:val="center"/>
             <w:hideMark/>
@@ -11469,7 +11227,6 @@
               <w:bottom w:val="single" w:sz="4" w:space="0" w:color="auto"/>
               <w:right w:val="single" w:sz="4" w:space="0" w:color="auto"/>
             </w:tcBorders>
-            <w:shd w:val="clear" w:color="auto" w:fill="auto"/>
             <w:noWrap/>
             <w:vAlign w:val="center"/>
             <w:hideMark/>
@@ -11512,7 +11269,6 @@
               <w:bottom w:val="single" w:sz="4" w:space="0" w:color="auto"/>
               <w:right w:val="single" w:sz="4" w:space="0" w:color="auto"/>
             </w:tcBorders>
-            <w:shd w:val="clear" w:color="auto" w:fill="auto"/>
             <w:noWrap/>
             <w:vAlign w:val="center"/>
             <w:hideMark/>
@@ -11560,7 +11316,6 @@
               <w:bottom w:val="single" w:sz="4" w:space="0" w:color="auto"/>
               <w:right w:val="single" w:sz="4" w:space="0" w:color="auto"/>
             </w:tcBorders>
-            <w:shd w:val="clear" w:color="auto" w:fill="auto"/>
             <w:noWrap/>
             <w:vAlign w:val="center"/>
             <w:hideMark/>
@@ -11603,7 +11358,6 @@
               <w:bottom w:val="single" w:sz="4" w:space="0" w:color="auto"/>
               <w:right w:val="single" w:sz="4" w:space="0" w:color="auto"/>
             </w:tcBorders>
-            <w:shd w:val="clear" w:color="auto" w:fill="auto"/>
             <w:noWrap/>
             <w:vAlign w:val="center"/>
             <w:hideMark/>
@@ -11646,7 +11400,6 @@
               <w:bottom w:val="single" w:sz="4" w:space="0" w:color="auto"/>
               <w:right w:val="single" w:sz="4" w:space="0" w:color="auto"/>
             </w:tcBorders>
-            <w:shd w:val="clear" w:color="auto" w:fill="auto"/>
             <w:noWrap/>
             <w:vAlign w:val="center"/>
             <w:hideMark/>
@@ -11689,7 +11442,6 @@
               <w:bottom w:val="single" w:sz="4" w:space="0" w:color="auto"/>
               <w:right w:val="single" w:sz="4" w:space="0" w:color="auto"/>
             </w:tcBorders>
-            <w:shd w:val="clear" w:color="auto" w:fill="auto"/>
             <w:noWrap/>
             <w:vAlign w:val="center"/>
             <w:hideMark/>
@@ -11732,7 +11484,6 @@
               <w:bottom w:val="single" w:sz="4" w:space="0" w:color="auto"/>
               <w:right w:val="single" w:sz="4" w:space="0" w:color="auto"/>
             </w:tcBorders>
-            <w:shd w:val="clear" w:color="auto" w:fill="auto"/>
             <w:noWrap/>
             <w:vAlign w:val="center"/>
             <w:hideMark/>
@@ -11827,7 +11578,6 @@
               <w:bottom w:val="single" w:sz="4" w:space="0" w:color="auto"/>
               <w:right w:val="single" w:sz="4" w:space="0" w:color="auto"/>
             </w:tcBorders>
-            <w:shd w:val="clear" w:color="auto" w:fill="auto"/>
             <w:noWrap/>
             <w:vAlign w:val="center"/>
             <w:hideMark/>
@@ -11880,7 +11630,6 @@
               <w:bottom w:val="single" w:sz="4" w:space="0" w:color="auto"/>
               <w:right w:val="single" w:sz="4" w:space="0" w:color="auto"/>
             </w:tcBorders>
-            <w:shd w:val="clear" w:color="auto" w:fill="auto"/>
             <w:noWrap/>
             <w:vAlign w:val="center"/>
             <w:hideMark/>
@@ -11928,7 +11677,6 @@
               <w:bottom w:val="single" w:sz="4" w:space="0" w:color="auto"/>
               <w:right w:val="single" w:sz="4" w:space="0" w:color="auto"/>
             </w:tcBorders>
-            <w:shd w:val="clear" w:color="auto" w:fill="auto"/>
             <w:noWrap/>
             <w:vAlign w:val="center"/>
             <w:hideMark/>
@@ -11981,7 +11729,6 @@
               <w:bottom w:val="single" w:sz="4" w:space="0" w:color="auto"/>
               <w:right w:val="single" w:sz="4" w:space="0" w:color="auto"/>
             </w:tcBorders>
-            <w:shd w:val="clear" w:color="auto" w:fill="auto"/>
             <w:noWrap/>
             <w:vAlign w:val="center"/>
             <w:hideMark/>
@@ -12074,52 +11821,37 @@
               <w:bottom w:val="single" w:sz="4" w:space="0" w:color="auto"/>
               <w:right w:val="single" w:sz="4" w:space="0" w:color="auto"/>
             </w:tcBorders>
-            <w:shd w:val="clear" w:color="auto" w:fill="auto"/>
-            <w:noWrap/>
-            <w:vAlign w:val="center"/>
-            <w:hideMark/>
-          </w:tcPr>
-          <w:p>
-            <w:pPr>
-              <w:spacing w:line="240" w:lineRule="auto"/>
-              <w:ind w:firstLine="0"/>
-              <w:jc w:val="center"/>
-              <w:rPr>
-                <w:rFonts w:ascii="Calibri" w:eastAsia="Times New Roman" w:hAnsi="Calibri" w:cs="Calibri"/>
-                <w:color w:val="000000"/>
-                <w:kern w:val="0"/>
-                <w:sz w:val="24"/>
-                <w:szCs w:val="24"/>
-                <w:lang w:eastAsia="ru-RU"/>
-                <w14:ligatures w14:val="none"/>
-              </w:rPr>
-            </w:pPr>
-            <w:r>
-              <w:rPr>
-                <w:rFonts w:ascii="Calibri" w:eastAsia="Times New Roman" w:hAnsi="Calibri" w:cs="Calibri"/>
-                <w:color w:val="000000"/>
-                <w:kern w:val="0"/>
-                <w:sz w:val="24"/>
-                <w:szCs w:val="24"/>
-                <w:lang w:eastAsia="ru-RU"/>
-                <w14:ligatures w14:val="none"/>
-              </w:rPr>
-              <w:t>IP/</w:t>
-            </w:r>
-            <w:proofErr w:type="spellStart"/>
-            <w:r>
-              <w:rPr>
-                <w:rFonts w:ascii="Calibri" w:eastAsia="Times New Roman" w:hAnsi="Calibri" w:cs="Calibri"/>
-                <w:color w:val="000000"/>
-                <w:kern w:val="0"/>
-                <w:sz w:val="24"/>
-                <w:szCs w:val="24"/>
-                <w:lang w:eastAsia="ru-RU"/>
-                <w14:ligatures w14:val="none"/>
-              </w:rPr>
-              <w:t>mask</w:t>
-            </w:r>
-            <w:proofErr w:type="spellEnd"/>
+            <w:noWrap/>
+            <w:vAlign w:val="center"/>
+            <w:hideMark/>
+          </w:tcPr>
+          <w:p>
+            <w:pPr>
+              <w:spacing w:line="240" w:lineRule="auto"/>
+              <w:ind w:firstLine="0"/>
+              <w:jc w:val="center"/>
+              <w:rPr>
+                <w:rFonts w:ascii="Calibri" w:eastAsia="Times New Roman" w:hAnsi="Calibri" w:cs="Calibri"/>
+                <w:color w:val="000000"/>
+                <w:kern w:val="0"/>
+                <w:sz w:val="24"/>
+                <w:szCs w:val="24"/>
+                <w:lang w:eastAsia="ru-RU"/>
+                <w14:ligatures w14:val="none"/>
+              </w:rPr>
+            </w:pPr>
+            <w:r>
+              <w:rPr>
+                <w:rFonts w:ascii="Calibri" w:eastAsia="Times New Roman" w:hAnsi="Calibri" w:cs="Calibri"/>
+                <w:color w:val="000000"/>
+                <w:kern w:val="0"/>
+                <w:sz w:val="24"/>
+                <w:szCs w:val="24"/>
+                <w:lang w:eastAsia="ru-RU"/>
+                <w14:ligatures w14:val="none"/>
+              </w:rPr>
+              <w:t>IP/mask</w:t>
+            </w:r>
           </w:p>
         </w:tc>
         <w:tc>
@@ -12181,7 +11913,6 @@
               <w:bottom w:val="single" w:sz="4" w:space="0" w:color="auto"/>
               <w:right w:val="single" w:sz="4" w:space="0" w:color="auto"/>
             </w:tcBorders>
-            <w:shd w:val="clear" w:color="auto" w:fill="auto"/>
             <w:noWrap/>
             <w:vAlign w:val="center"/>
             <w:hideMark/>
@@ -12274,7 +12005,6 @@
               <w:bottom w:val="single" w:sz="4" w:space="0" w:color="auto"/>
               <w:right w:val="single" w:sz="4" w:space="0" w:color="auto"/>
             </w:tcBorders>
-            <w:shd w:val="clear" w:color="auto" w:fill="auto"/>
             <w:noWrap/>
             <w:vAlign w:val="center"/>
             <w:hideMark/>
@@ -12318,7 +12048,6 @@
               <w:bottom w:val="single" w:sz="4" w:space="0" w:color="auto"/>
               <w:right w:val="single" w:sz="4" w:space="0" w:color="000000"/>
             </w:tcBorders>
-            <w:shd w:val="clear" w:color="auto" w:fill="auto"/>
             <w:noWrap/>
             <w:vAlign w:val="center"/>
             <w:hideMark/>
@@ -12367,7 +12096,6 @@
               <w:bottom w:val="single" w:sz="4" w:space="0" w:color="auto"/>
               <w:right w:val="single" w:sz="4" w:space="0" w:color="auto"/>
             </w:tcBorders>
-            <w:shd w:val="clear" w:color="auto" w:fill="auto"/>
             <w:noWrap/>
             <w:vAlign w:val="center"/>
             <w:hideMark/>
@@ -12410,7 +12138,6 @@
               <w:bottom w:val="single" w:sz="4" w:space="0" w:color="auto"/>
               <w:right w:val="single" w:sz="4" w:space="0" w:color="auto"/>
             </w:tcBorders>
-            <w:shd w:val="clear" w:color="auto" w:fill="auto"/>
             <w:noWrap/>
             <w:vAlign w:val="center"/>
             <w:hideMark/>
@@ -12453,7 +12180,6 @@
               <w:bottom w:val="single" w:sz="4" w:space="0" w:color="auto"/>
               <w:right w:val="single" w:sz="4" w:space="0" w:color="auto"/>
             </w:tcBorders>
-            <w:shd w:val="clear" w:color="auto" w:fill="auto"/>
             <w:noWrap/>
             <w:vAlign w:val="center"/>
             <w:hideMark/>
@@ -12496,7 +12222,6 @@
               <w:bottom w:val="single" w:sz="4" w:space="0" w:color="auto"/>
               <w:right w:val="single" w:sz="4" w:space="0" w:color="auto"/>
             </w:tcBorders>
-            <w:shd w:val="clear" w:color="auto" w:fill="auto"/>
             <w:noWrap/>
             <w:vAlign w:val="center"/>
             <w:hideMark/>
@@ -12545,7 +12270,6 @@
               <w:bottom w:val="single" w:sz="4" w:space="0" w:color="auto"/>
               <w:right w:val="single" w:sz="4" w:space="0" w:color="auto"/>
             </w:tcBorders>
-            <w:shd w:val="clear" w:color="auto" w:fill="auto"/>
             <w:noWrap/>
             <w:vAlign w:val="center"/>
             <w:hideMark/>
@@ -12588,7 +12312,6 @@
               <w:bottom w:val="single" w:sz="4" w:space="0" w:color="auto"/>
               <w:right w:val="single" w:sz="4" w:space="0" w:color="auto"/>
             </w:tcBorders>
-            <w:shd w:val="clear" w:color="auto" w:fill="auto"/>
             <w:noWrap/>
             <w:vAlign w:val="center"/>
             <w:hideMark/>
@@ -12631,7 +12354,6 @@
               <w:bottom w:val="single" w:sz="4" w:space="0" w:color="auto"/>
               <w:right w:val="single" w:sz="4" w:space="0" w:color="auto"/>
             </w:tcBorders>
-            <w:shd w:val="clear" w:color="auto" w:fill="auto"/>
             <w:noWrap/>
             <w:vAlign w:val="center"/>
             <w:hideMark/>
@@ -12674,7 +12396,6 @@
               <w:bottom w:val="single" w:sz="4" w:space="0" w:color="auto"/>
               <w:right w:val="single" w:sz="4" w:space="0" w:color="auto"/>
             </w:tcBorders>
-            <w:shd w:val="clear" w:color="auto" w:fill="auto"/>
             <w:noWrap/>
             <w:vAlign w:val="center"/>
             <w:hideMark/>
@@ -12723,7 +12444,6 @@
               <w:bottom w:val="single" w:sz="4" w:space="0" w:color="auto"/>
               <w:right w:val="single" w:sz="4" w:space="0" w:color="auto"/>
             </w:tcBorders>
-            <w:shd w:val="clear" w:color="auto" w:fill="auto"/>
             <w:noWrap/>
             <w:vAlign w:val="center"/>
             <w:hideMark/>
@@ -12766,7 +12486,6 @@
               <w:bottom w:val="single" w:sz="4" w:space="0" w:color="auto"/>
               <w:right w:val="single" w:sz="4" w:space="0" w:color="auto"/>
             </w:tcBorders>
-            <w:shd w:val="clear" w:color="auto" w:fill="auto"/>
             <w:noWrap/>
             <w:vAlign w:val="center"/>
             <w:hideMark/>
@@ -12809,7 +12528,6 @@
               <w:bottom w:val="single" w:sz="4" w:space="0" w:color="auto"/>
               <w:right w:val="single" w:sz="4" w:space="0" w:color="auto"/>
             </w:tcBorders>
-            <w:shd w:val="clear" w:color="auto" w:fill="auto"/>
             <w:noWrap/>
             <w:vAlign w:val="center"/>
             <w:hideMark/>
@@ -12852,7 +12570,6 @@
               <w:bottom w:val="single" w:sz="4" w:space="0" w:color="auto"/>
               <w:right w:val="single" w:sz="4" w:space="0" w:color="auto"/>
             </w:tcBorders>
-            <w:shd w:val="clear" w:color="auto" w:fill="auto"/>
             <w:noWrap/>
             <w:vAlign w:val="center"/>
             <w:hideMark/>
@@ -12926,7 +12643,6 @@
               <w:bottom w:val="single" w:sz="4" w:space="0" w:color="auto"/>
               <w:right w:val="single" w:sz="4" w:space="0" w:color="auto"/>
             </w:tcBorders>
-            <w:shd w:val="clear" w:color="auto" w:fill="auto"/>
             <w:noWrap/>
             <w:vAlign w:val="center"/>
             <w:hideMark/>
@@ -12969,7 +12685,6 @@
               <w:bottom w:val="single" w:sz="4" w:space="0" w:color="auto"/>
               <w:right w:val="single" w:sz="4" w:space="0" w:color="auto"/>
             </w:tcBorders>
-            <w:shd w:val="clear" w:color="auto" w:fill="auto"/>
             <w:noWrap/>
             <w:vAlign w:val="center"/>
             <w:hideMark/>
@@ -13012,7 +12727,6 @@
               <w:bottom w:val="single" w:sz="4" w:space="0" w:color="auto"/>
               <w:right w:val="single" w:sz="4" w:space="0" w:color="auto"/>
             </w:tcBorders>
-            <w:shd w:val="clear" w:color="auto" w:fill="auto"/>
             <w:noWrap/>
             <w:vAlign w:val="center"/>
             <w:hideMark/>
@@ -13055,7 +12769,6 @@
               <w:bottom w:val="single" w:sz="4" w:space="0" w:color="auto"/>
               <w:right w:val="single" w:sz="4" w:space="0" w:color="auto"/>
             </w:tcBorders>
-            <w:shd w:val="clear" w:color="auto" w:fill="auto"/>
             <w:noWrap/>
             <w:vAlign w:val="center"/>
             <w:hideMark/>
@@ -13104,7 +12817,6 @@
               <w:bottom w:val="single" w:sz="4" w:space="0" w:color="auto"/>
               <w:right w:val="single" w:sz="4" w:space="0" w:color="auto"/>
             </w:tcBorders>
-            <w:shd w:val="clear" w:color="auto" w:fill="auto"/>
             <w:noWrap/>
             <w:vAlign w:val="center"/>
             <w:hideMark/>
@@ -13148,7 +12860,6 @@
               <w:bottom w:val="single" w:sz="4" w:space="0" w:color="auto"/>
               <w:right w:val="single" w:sz="4" w:space="0" w:color="000000"/>
             </w:tcBorders>
-            <w:shd w:val="clear" w:color="auto" w:fill="auto"/>
             <w:noWrap/>
             <w:vAlign w:val="center"/>
             <w:hideMark/>
@@ -13197,7 +12908,6 @@
               <w:bottom w:val="single" w:sz="4" w:space="0" w:color="auto"/>
               <w:right w:val="single" w:sz="4" w:space="0" w:color="auto"/>
             </w:tcBorders>
-            <w:shd w:val="clear" w:color="auto" w:fill="auto"/>
             <w:noWrap/>
             <w:vAlign w:val="center"/>
             <w:hideMark/>
@@ -13241,7 +12951,6 @@
               <w:bottom w:val="single" w:sz="4" w:space="0" w:color="auto"/>
               <w:right w:val="single" w:sz="4" w:space="0" w:color="000000"/>
             </w:tcBorders>
-            <w:shd w:val="clear" w:color="auto" w:fill="auto"/>
             <w:noWrap/>
             <w:vAlign w:val="center"/>
             <w:hideMark/>
@@ -13289,7 +12998,6 @@
               <w:bottom w:val="single" w:sz="4" w:space="0" w:color="auto"/>
               <w:right w:val="single" w:sz="4" w:space="0" w:color="auto"/>
             </w:tcBorders>
-            <w:shd w:val="clear" w:color="auto" w:fill="auto"/>
             <w:noWrap/>
             <w:vAlign w:val="center"/>
             <w:hideMark/>
@@ -13332,7 +13040,6 @@
               <w:bottom w:val="single" w:sz="4" w:space="0" w:color="auto"/>
               <w:right w:val="single" w:sz="4" w:space="0" w:color="auto"/>
             </w:tcBorders>
-            <w:shd w:val="clear" w:color="auto" w:fill="auto"/>
             <w:noWrap/>
             <w:vAlign w:val="center"/>
             <w:hideMark/>
@@ -13375,7 +13082,6 @@
               <w:bottom w:val="single" w:sz="4" w:space="0" w:color="auto"/>
               <w:right w:val="single" w:sz="4" w:space="0" w:color="auto"/>
             </w:tcBorders>
-            <w:shd w:val="clear" w:color="auto" w:fill="auto"/>
             <w:noWrap/>
             <w:vAlign w:val="center"/>
             <w:hideMark/>
@@ -13418,7 +13124,6 @@
               <w:bottom w:val="single" w:sz="4" w:space="0" w:color="auto"/>
               <w:right w:val="single" w:sz="4" w:space="0" w:color="auto"/>
             </w:tcBorders>
-            <w:shd w:val="clear" w:color="auto" w:fill="auto"/>
             <w:noWrap/>
             <w:vAlign w:val="center"/>
             <w:hideMark/>
@@ -13461,7 +13166,6 @@
               <w:bottom w:val="single" w:sz="4" w:space="0" w:color="auto"/>
               <w:right w:val="single" w:sz="4" w:space="0" w:color="auto"/>
             </w:tcBorders>
-            <w:shd w:val="clear" w:color="auto" w:fill="auto"/>
             <w:noWrap/>
             <w:vAlign w:val="center"/>
             <w:hideMark/>
@@ -13534,7 +13238,6 @@
               <w:bottom w:val="single" w:sz="4" w:space="0" w:color="auto"/>
               <w:right w:val="single" w:sz="4" w:space="0" w:color="auto"/>
             </w:tcBorders>
-            <w:shd w:val="clear" w:color="auto" w:fill="auto"/>
             <w:noWrap/>
             <w:vAlign w:val="center"/>
             <w:hideMark/>
@@ -13577,7 +13280,6 @@
               <w:bottom w:val="single" w:sz="4" w:space="0" w:color="auto"/>
               <w:right w:val="single" w:sz="4" w:space="0" w:color="auto"/>
             </w:tcBorders>
-            <w:shd w:val="clear" w:color="auto" w:fill="auto"/>
             <w:noWrap/>
             <w:vAlign w:val="center"/>
             <w:hideMark/>
@@ -13620,7 +13322,6 @@
               <w:bottom w:val="single" w:sz="4" w:space="0" w:color="auto"/>
               <w:right w:val="single" w:sz="4" w:space="0" w:color="auto"/>
             </w:tcBorders>
-            <w:shd w:val="clear" w:color="auto" w:fill="auto"/>
             <w:noWrap/>
             <w:vAlign w:val="center"/>
             <w:hideMark/>
@@ -13663,7 +13364,6 @@
               <w:bottom w:val="single" w:sz="4" w:space="0" w:color="auto"/>
               <w:right w:val="single" w:sz="4" w:space="0" w:color="auto"/>
             </w:tcBorders>
-            <w:shd w:val="clear" w:color="auto" w:fill="auto"/>
             <w:noWrap/>
             <w:vAlign w:val="center"/>
             <w:hideMark/>
@@ -13706,7 +13406,6 @@
               <w:bottom w:val="single" w:sz="4" w:space="0" w:color="auto"/>
               <w:right w:val="single" w:sz="4" w:space="0" w:color="auto"/>
             </w:tcBorders>
-            <w:shd w:val="clear" w:color="auto" w:fill="auto"/>
             <w:noWrap/>
             <w:vAlign w:val="center"/>
             <w:hideMark/>
@@ -13754,7 +13453,6 @@
               <w:bottom w:val="single" w:sz="4" w:space="0" w:color="auto"/>
               <w:right w:val="single" w:sz="4" w:space="0" w:color="auto"/>
             </w:tcBorders>
-            <w:shd w:val="clear" w:color="auto" w:fill="auto"/>
             <w:noWrap/>
             <w:vAlign w:val="center"/>
             <w:hideMark/>
@@ -13797,7 +13495,6 @@
               <w:bottom w:val="single" w:sz="4" w:space="0" w:color="auto"/>
               <w:right w:val="single" w:sz="4" w:space="0" w:color="auto"/>
             </w:tcBorders>
-            <w:shd w:val="clear" w:color="auto" w:fill="auto"/>
             <w:noWrap/>
             <w:vAlign w:val="center"/>
             <w:hideMark/>
@@ -13840,7 +13537,6 @@
               <w:bottom w:val="single" w:sz="4" w:space="0" w:color="auto"/>
               <w:right w:val="single" w:sz="4" w:space="0" w:color="auto"/>
             </w:tcBorders>
-            <w:shd w:val="clear" w:color="auto" w:fill="auto"/>
             <w:noWrap/>
             <w:vAlign w:val="center"/>
             <w:hideMark/>
@@ -13883,7 +13579,6 @@
               <w:bottom w:val="single" w:sz="4" w:space="0" w:color="auto"/>
               <w:right w:val="single" w:sz="4" w:space="0" w:color="auto"/>
             </w:tcBorders>
-            <w:shd w:val="clear" w:color="auto" w:fill="auto"/>
             <w:noWrap/>
             <w:vAlign w:val="center"/>
             <w:hideMark/>
@@ -13926,7 +13621,6 @@
               <w:bottom w:val="single" w:sz="4" w:space="0" w:color="auto"/>
               <w:right w:val="single" w:sz="4" w:space="0" w:color="auto"/>
             </w:tcBorders>
-            <w:shd w:val="clear" w:color="auto" w:fill="auto"/>
             <w:noWrap/>
             <w:vAlign w:val="center"/>
             <w:hideMark/>
@@ -13974,7 +13668,6 @@
               <w:bottom w:val="single" w:sz="4" w:space="0" w:color="auto"/>
               <w:right w:val="single" w:sz="4" w:space="0" w:color="auto"/>
             </w:tcBorders>
-            <w:shd w:val="clear" w:color="auto" w:fill="auto"/>
             <w:noWrap/>
             <w:vAlign w:val="center"/>
             <w:hideMark/>
@@ -14017,7 +13710,6 @@
               <w:bottom w:val="single" w:sz="4" w:space="0" w:color="auto"/>
               <w:right w:val="single" w:sz="4" w:space="0" w:color="auto"/>
             </w:tcBorders>
-            <w:shd w:val="clear" w:color="auto" w:fill="auto"/>
             <w:noWrap/>
             <w:vAlign w:val="center"/>
             <w:hideMark/>
@@ -14060,7 +13752,6 @@
               <w:bottom w:val="single" w:sz="4" w:space="0" w:color="auto"/>
               <w:right w:val="single" w:sz="4" w:space="0" w:color="auto"/>
             </w:tcBorders>
-            <w:shd w:val="clear" w:color="auto" w:fill="auto"/>
             <w:noWrap/>
             <w:vAlign w:val="center"/>
             <w:hideMark/>
@@ -14103,7 +13794,6 @@
               <w:bottom w:val="single" w:sz="4" w:space="0" w:color="auto"/>
               <w:right w:val="single" w:sz="4" w:space="0" w:color="auto"/>
             </w:tcBorders>
-            <w:shd w:val="clear" w:color="auto" w:fill="auto"/>
             <w:noWrap/>
             <w:vAlign w:val="center"/>
             <w:hideMark/>
@@ -14146,7 +13836,6 @@
               <w:bottom w:val="single" w:sz="4" w:space="0" w:color="auto"/>
               <w:right w:val="single" w:sz="4" w:space="0" w:color="auto"/>
             </w:tcBorders>
-            <w:shd w:val="clear" w:color="auto" w:fill="auto"/>
             <w:noWrap/>
             <w:vAlign w:val="center"/>
             <w:hideMark/>
@@ -14194,7 +13883,6 @@
               <w:bottom w:val="single" w:sz="4" w:space="0" w:color="auto"/>
               <w:right w:val="single" w:sz="4" w:space="0" w:color="auto"/>
             </w:tcBorders>
-            <w:shd w:val="clear" w:color="auto" w:fill="auto"/>
             <w:noWrap/>
             <w:vAlign w:val="center"/>
             <w:hideMark/>
@@ -14237,7 +13925,6 @@
               <w:bottom w:val="single" w:sz="4" w:space="0" w:color="auto"/>
               <w:right w:val="single" w:sz="4" w:space="0" w:color="auto"/>
             </w:tcBorders>
-            <w:shd w:val="clear" w:color="auto" w:fill="auto"/>
             <w:noWrap/>
             <w:vAlign w:val="center"/>
             <w:hideMark/>
@@ -14280,7 +13967,6 @@
               <w:bottom w:val="single" w:sz="4" w:space="0" w:color="auto"/>
               <w:right w:val="single" w:sz="4" w:space="0" w:color="auto"/>
             </w:tcBorders>
-            <w:shd w:val="clear" w:color="auto" w:fill="auto"/>
             <w:noWrap/>
             <w:vAlign w:val="center"/>
             <w:hideMark/>
@@ -14323,7 +14009,6 @@
               <w:bottom w:val="single" w:sz="4" w:space="0" w:color="auto"/>
               <w:right w:val="single" w:sz="4" w:space="0" w:color="auto"/>
             </w:tcBorders>
-            <w:shd w:val="clear" w:color="auto" w:fill="auto"/>
             <w:noWrap/>
             <w:vAlign w:val="center"/>
             <w:hideMark/>
@@ -14366,7 +14051,6 @@
               <w:bottom w:val="single" w:sz="4" w:space="0" w:color="auto"/>
               <w:right w:val="single" w:sz="4" w:space="0" w:color="auto"/>
             </w:tcBorders>
-            <w:shd w:val="clear" w:color="auto" w:fill="auto"/>
             <w:noWrap/>
             <w:vAlign w:val="center"/>
             <w:hideMark/>
@@ -14439,7 +14123,6 @@
               <w:bottom w:val="single" w:sz="4" w:space="0" w:color="auto"/>
               <w:right w:val="single" w:sz="4" w:space="0" w:color="auto"/>
             </w:tcBorders>
-            <w:shd w:val="clear" w:color="auto" w:fill="auto"/>
             <w:noWrap/>
             <w:vAlign w:val="center"/>
             <w:hideMark/>
@@ -14482,7 +14165,6 @@
               <w:bottom w:val="single" w:sz="4" w:space="0" w:color="auto"/>
               <w:right w:val="single" w:sz="4" w:space="0" w:color="auto"/>
             </w:tcBorders>
-            <w:shd w:val="clear" w:color="auto" w:fill="auto"/>
             <w:noWrap/>
             <w:vAlign w:val="center"/>
             <w:hideMark/>
@@ -14525,7 +14207,6 @@
               <w:bottom w:val="single" w:sz="4" w:space="0" w:color="auto"/>
               <w:right w:val="single" w:sz="4" w:space="0" w:color="auto"/>
             </w:tcBorders>
-            <w:shd w:val="clear" w:color="auto" w:fill="auto"/>
             <w:noWrap/>
             <w:vAlign w:val="center"/>
             <w:hideMark/>
@@ -14568,7 +14249,6 @@
               <w:bottom w:val="single" w:sz="4" w:space="0" w:color="auto"/>
               <w:right w:val="single" w:sz="4" w:space="0" w:color="auto"/>
             </w:tcBorders>
-            <w:shd w:val="clear" w:color="auto" w:fill="auto"/>
             <w:noWrap/>
             <w:vAlign w:val="center"/>
             <w:hideMark/>
@@ -14611,7 +14291,6 @@
               <w:bottom w:val="single" w:sz="4" w:space="0" w:color="auto"/>
               <w:right w:val="single" w:sz="4" w:space="0" w:color="auto"/>
             </w:tcBorders>
-            <w:shd w:val="clear" w:color="auto" w:fill="auto"/>
             <w:noWrap/>
             <w:vAlign w:val="center"/>
             <w:hideMark/>
@@ -14659,7 +14338,6 @@
               <w:bottom w:val="single" w:sz="4" w:space="0" w:color="auto"/>
               <w:right w:val="single" w:sz="4" w:space="0" w:color="auto"/>
             </w:tcBorders>
-            <w:shd w:val="clear" w:color="auto" w:fill="auto"/>
             <w:noWrap/>
             <w:vAlign w:val="center"/>
             <w:hideMark/>
@@ -14702,7 +14380,6 @@
               <w:bottom w:val="single" w:sz="4" w:space="0" w:color="auto"/>
               <w:right w:val="single" w:sz="4" w:space="0" w:color="auto"/>
             </w:tcBorders>
-            <w:shd w:val="clear" w:color="auto" w:fill="auto"/>
             <w:noWrap/>
             <w:vAlign w:val="center"/>
             <w:hideMark/>
@@ -14745,7 +14422,6 @@
               <w:bottom w:val="single" w:sz="4" w:space="0" w:color="auto"/>
               <w:right w:val="single" w:sz="4" w:space="0" w:color="auto"/>
             </w:tcBorders>
-            <w:shd w:val="clear" w:color="auto" w:fill="auto"/>
             <w:noWrap/>
             <w:vAlign w:val="center"/>
             <w:hideMark/>
@@ -14788,7 +14464,6 @@
               <w:bottom w:val="single" w:sz="4" w:space="0" w:color="auto"/>
               <w:right w:val="single" w:sz="4" w:space="0" w:color="auto"/>
             </w:tcBorders>
-            <w:shd w:val="clear" w:color="auto" w:fill="auto"/>
             <w:noWrap/>
             <w:vAlign w:val="center"/>
             <w:hideMark/>
@@ -14831,7 +14506,6 @@
               <w:bottom w:val="single" w:sz="4" w:space="0" w:color="auto"/>
               <w:right w:val="single" w:sz="4" w:space="0" w:color="auto"/>
             </w:tcBorders>
-            <w:shd w:val="clear" w:color="auto" w:fill="auto"/>
             <w:noWrap/>
             <w:vAlign w:val="center"/>
             <w:hideMark/>
@@ -14879,7 +14553,6 @@
               <w:bottom w:val="single" w:sz="4" w:space="0" w:color="auto"/>
               <w:right w:val="single" w:sz="4" w:space="0" w:color="auto"/>
             </w:tcBorders>
-            <w:shd w:val="clear" w:color="auto" w:fill="auto"/>
             <w:noWrap/>
             <w:vAlign w:val="center"/>
             <w:hideMark/>
@@ -14922,7 +14595,6 @@
               <w:bottom w:val="single" w:sz="4" w:space="0" w:color="auto"/>
               <w:right w:val="single" w:sz="4" w:space="0" w:color="auto"/>
             </w:tcBorders>
-            <w:shd w:val="clear" w:color="auto" w:fill="auto"/>
             <w:noWrap/>
             <w:vAlign w:val="center"/>
             <w:hideMark/>
@@ -14965,7 +14637,6 @@
               <w:bottom w:val="single" w:sz="4" w:space="0" w:color="auto"/>
               <w:right w:val="single" w:sz="4" w:space="0" w:color="auto"/>
             </w:tcBorders>
-            <w:shd w:val="clear" w:color="auto" w:fill="auto"/>
             <w:noWrap/>
             <w:vAlign w:val="center"/>
             <w:hideMark/>
@@ -15008,7 +14679,6 @@
               <w:bottom w:val="single" w:sz="4" w:space="0" w:color="auto"/>
               <w:right w:val="single" w:sz="4" w:space="0" w:color="auto"/>
             </w:tcBorders>
-            <w:shd w:val="clear" w:color="auto" w:fill="auto"/>
             <w:noWrap/>
             <w:vAlign w:val="center"/>
             <w:hideMark/>
@@ -15051,7 +14721,6 @@
               <w:bottom w:val="single" w:sz="4" w:space="0" w:color="auto"/>
               <w:right w:val="single" w:sz="4" w:space="0" w:color="auto"/>
             </w:tcBorders>
-            <w:shd w:val="clear" w:color="auto" w:fill="auto"/>
             <w:noWrap/>
             <w:vAlign w:val="center"/>
             <w:hideMark/>
@@ -15099,7 +14768,6 @@
               <w:bottom w:val="single" w:sz="4" w:space="0" w:color="auto"/>
               <w:right w:val="single" w:sz="4" w:space="0" w:color="auto"/>
             </w:tcBorders>
-            <w:shd w:val="clear" w:color="auto" w:fill="auto"/>
             <w:noWrap/>
             <w:vAlign w:val="center"/>
             <w:hideMark/>
@@ -15142,7 +14810,6 @@
               <w:bottom w:val="single" w:sz="4" w:space="0" w:color="auto"/>
               <w:right w:val="single" w:sz="4" w:space="0" w:color="auto"/>
             </w:tcBorders>
-            <w:shd w:val="clear" w:color="auto" w:fill="auto"/>
             <w:noWrap/>
             <w:vAlign w:val="center"/>
             <w:hideMark/>
@@ -15185,7 +14852,6 @@
               <w:bottom w:val="single" w:sz="4" w:space="0" w:color="auto"/>
               <w:right w:val="single" w:sz="4" w:space="0" w:color="auto"/>
             </w:tcBorders>
-            <w:shd w:val="clear" w:color="auto" w:fill="auto"/>
             <w:noWrap/>
             <w:vAlign w:val="center"/>
             <w:hideMark/>
@@ -15228,7 +14894,6 @@
               <w:bottom w:val="single" w:sz="4" w:space="0" w:color="auto"/>
               <w:right w:val="single" w:sz="4" w:space="0" w:color="auto"/>
             </w:tcBorders>
-            <w:shd w:val="clear" w:color="auto" w:fill="auto"/>
             <w:noWrap/>
             <w:vAlign w:val="center"/>
             <w:hideMark/>
@@ -15271,7 +14936,6 @@
               <w:bottom w:val="single" w:sz="4" w:space="0" w:color="auto"/>
               <w:right w:val="single" w:sz="4" w:space="0" w:color="auto"/>
             </w:tcBorders>
-            <w:shd w:val="clear" w:color="auto" w:fill="auto"/>
             <w:noWrap/>
             <w:vAlign w:val="center"/>
             <w:hideMark/>
@@ -15344,7 +15008,6 @@
               <w:bottom w:val="single" w:sz="4" w:space="0" w:color="auto"/>
               <w:right w:val="single" w:sz="4" w:space="0" w:color="auto"/>
             </w:tcBorders>
-            <w:shd w:val="clear" w:color="auto" w:fill="auto"/>
             <w:noWrap/>
             <w:vAlign w:val="center"/>
             <w:hideMark/>
@@ -15387,7 +15050,6 @@
               <w:bottom w:val="single" w:sz="4" w:space="0" w:color="auto"/>
               <w:right w:val="single" w:sz="4" w:space="0" w:color="auto"/>
             </w:tcBorders>
-            <w:shd w:val="clear" w:color="auto" w:fill="auto"/>
             <w:noWrap/>
             <w:vAlign w:val="center"/>
             <w:hideMark/>
@@ -15430,7 +15092,6 @@
               <w:bottom w:val="single" w:sz="4" w:space="0" w:color="auto"/>
               <w:right w:val="single" w:sz="4" w:space="0" w:color="auto"/>
             </w:tcBorders>
-            <w:shd w:val="clear" w:color="auto" w:fill="auto"/>
             <w:noWrap/>
             <w:vAlign w:val="center"/>
             <w:hideMark/>
@@ -15473,7 +15134,6 @@
               <w:bottom w:val="single" w:sz="4" w:space="0" w:color="auto"/>
               <w:right w:val="single" w:sz="4" w:space="0" w:color="auto"/>
             </w:tcBorders>
-            <w:shd w:val="clear" w:color="auto" w:fill="auto"/>
             <w:noWrap/>
             <w:vAlign w:val="center"/>
             <w:hideMark/>
@@ -15516,7 +15176,6 @@
               <w:bottom w:val="single" w:sz="4" w:space="0" w:color="auto"/>
               <w:right w:val="single" w:sz="4" w:space="0" w:color="auto"/>
             </w:tcBorders>
-            <w:shd w:val="clear" w:color="auto" w:fill="auto"/>
             <w:noWrap/>
             <w:vAlign w:val="center"/>
             <w:hideMark/>
@@ -15564,7 +15223,6 @@
               <w:bottom w:val="single" w:sz="4" w:space="0" w:color="auto"/>
               <w:right w:val="single" w:sz="4" w:space="0" w:color="auto"/>
             </w:tcBorders>
-            <w:shd w:val="clear" w:color="auto" w:fill="auto"/>
             <w:noWrap/>
             <w:vAlign w:val="center"/>
             <w:hideMark/>
@@ -15607,7 +15265,6 @@
               <w:bottom w:val="single" w:sz="4" w:space="0" w:color="auto"/>
               <w:right w:val="single" w:sz="4" w:space="0" w:color="auto"/>
             </w:tcBorders>
-            <w:shd w:val="clear" w:color="auto" w:fill="auto"/>
             <w:noWrap/>
             <w:vAlign w:val="center"/>
             <w:hideMark/>
@@ -15650,7 +15307,6 @@
               <w:bottom w:val="single" w:sz="4" w:space="0" w:color="auto"/>
               <w:right w:val="single" w:sz="4" w:space="0" w:color="auto"/>
             </w:tcBorders>
-            <w:shd w:val="clear" w:color="auto" w:fill="auto"/>
             <w:noWrap/>
             <w:vAlign w:val="center"/>
             <w:hideMark/>
@@ -15693,7 +15349,6 @@
               <w:bottom w:val="single" w:sz="4" w:space="0" w:color="auto"/>
               <w:right w:val="single" w:sz="4" w:space="0" w:color="auto"/>
             </w:tcBorders>
-            <w:shd w:val="clear" w:color="auto" w:fill="auto"/>
             <w:noWrap/>
             <w:vAlign w:val="center"/>
             <w:hideMark/>
@@ -15736,7 +15391,6 @@
               <w:bottom w:val="single" w:sz="4" w:space="0" w:color="auto"/>
               <w:right w:val="single" w:sz="4" w:space="0" w:color="auto"/>
             </w:tcBorders>
-            <w:shd w:val="clear" w:color="auto" w:fill="auto"/>
             <w:noWrap/>
             <w:vAlign w:val="center"/>
             <w:hideMark/>
@@ -15784,7 +15438,6 @@
               <w:bottom w:val="single" w:sz="4" w:space="0" w:color="auto"/>
               <w:right w:val="single" w:sz="4" w:space="0" w:color="auto"/>
             </w:tcBorders>
-            <w:shd w:val="clear" w:color="auto" w:fill="auto"/>
             <w:noWrap/>
             <w:vAlign w:val="center"/>
             <w:hideMark/>
@@ -15827,7 +15480,6 @@
               <w:bottom w:val="single" w:sz="4" w:space="0" w:color="auto"/>
               <w:right w:val="single" w:sz="4" w:space="0" w:color="auto"/>
             </w:tcBorders>
-            <w:shd w:val="clear" w:color="auto" w:fill="auto"/>
             <w:noWrap/>
             <w:vAlign w:val="center"/>
             <w:hideMark/>
@@ -15870,7 +15522,6 @@
               <w:bottom w:val="single" w:sz="4" w:space="0" w:color="auto"/>
               <w:right w:val="single" w:sz="4" w:space="0" w:color="auto"/>
             </w:tcBorders>
-            <w:shd w:val="clear" w:color="auto" w:fill="auto"/>
             <w:noWrap/>
             <w:vAlign w:val="center"/>
             <w:hideMark/>
@@ -15913,7 +15564,6 @@
               <w:bottom w:val="single" w:sz="4" w:space="0" w:color="auto"/>
               <w:right w:val="single" w:sz="4" w:space="0" w:color="auto"/>
             </w:tcBorders>
-            <w:shd w:val="clear" w:color="auto" w:fill="auto"/>
             <w:noWrap/>
             <w:vAlign w:val="center"/>
             <w:hideMark/>
@@ -15956,7 +15606,6 @@
               <w:bottom w:val="single" w:sz="4" w:space="0" w:color="auto"/>
               <w:right w:val="single" w:sz="4" w:space="0" w:color="auto"/>
             </w:tcBorders>
-            <w:shd w:val="clear" w:color="auto" w:fill="auto"/>
             <w:noWrap/>
             <w:vAlign w:val="center"/>
             <w:hideMark/>
@@ -16136,7 +15785,6 @@
               <w:bottom w:val="single" w:sz="4" w:space="0" w:color="auto"/>
               <w:right w:val="single" w:sz="4" w:space="0" w:color="auto"/>
             </w:tcBorders>
-            <w:shd w:val="clear" w:color="auto" w:fill="auto"/>
             <w:noWrap/>
             <w:vAlign w:val="center"/>
             <w:hideMark/>
@@ -16179,7 +15827,6 @@
               <w:bottom w:val="single" w:sz="4" w:space="0" w:color="auto"/>
               <w:right w:val="single" w:sz="4" w:space="0" w:color="auto"/>
             </w:tcBorders>
-            <w:shd w:val="clear" w:color="auto" w:fill="auto"/>
             <w:noWrap/>
             <w:vAlign w:val="center"/>
             <w:hideMark/>
@@ -16222,7 +15869,6 @@
               <w:bottom w:val="single" w:sz="4" w:space="0" w:color="auto"/>
               <w:right w:val="single" w:sz="4" w:space="0" w:color="auto"/>
             </w:tcBorders>
-            <w:shd w:val="clear" w:color="auto" w:fill="auto"/>
             <w:noWrap/>
             <w:vAlign w:val="center"/>
             <w:hideMark/>
@@ -16265,7 +15911,6 @@
               <w:bottom w:val="single" w:sz="4" w:space="0" w:color="auto"/>
               <w:right w:val="single" w:sz="4" w:space="0" w:color="auto"/>
             </w:tcBorders>
-            <w:shd w:val="clear" w:color="auto" w:fill="auto"/>
             <w:noWrap/>
             <w:vAlign w:val="center"/>
             <w:hideMark/>
@@ -16314,7 +15959,6 @@
               <w:bottom w:val="single" w:sz="4" w:space="0" w:color="auto"/>
               <w:right w:val="single" w:sz="4" w:space="0" w:color="auto"/>
             </w:tcBorders>
-            <w:shd w:val="clear" w:color="auto" w:fill="auto"/>
             <w:noWrap/>
             <w:vAlign w:val="center"/>
             <w:hideMark/>
@@ -17148,7 +16792,6 @@
               <w:bottom w:val="single" w:sz="4" w:space="0" w:color="auto"/>
               <w:right w:val="single" w:sz="4" w:space="0" w:color="auto"/>
             </w:tcBorders>
-            <w:shd w:val="clear" w:color="auto" w:fill="auto"/>
             <w:noWrap/>
             <w:vAlign w:val="center"/>
             <w:hideMark/>
@@ -18146,7 +17789,6 @@
               <w:bottom w:val="single" w:sz="4" w:space="0" w:color="auto"/>
               <w:right w:val="single" w:sz="4" w:space="0" w:color="auto"/>
             </w:tcBorders>
-            <w:shd w:val="clear" w:color="auto" w:fill="auto"/>
             <w:noWrap/>
             <w:vAlign w:val="center"/>
             <w:hideMark/>
@@ -18850,7 +18492,6 @@
               <w:bottom w:val="single" w:sz="4" w:space="0" w:color="auto"/>
               <w:right w:val="single" w:sz="4" w:space="0" w:color="auto"/>
             </w:tcBorders>
-            <w:shd w:val="clear" w:color="auto" w:fill="auto"/>
             <w:noWrap/>
             <w:vAlign w:val="center"/>
             <w:hideMark/>
@@ -18891,7 +18532,6 @@
               <w:bottom w:val="single" w:sz="4" w:space="0" w:color="auto"/>
               <w:right w:val="single" w:sz="4" w:space="0" w:color="auto"/>
             </w:tcBorders>
-            <w:shd w:val="clear" w:color="auto" w:fill="auto"/>
             <w:noWrap/>
             <w:vAlign w:val="center"/>
             <w:hideMark/>
@@ -18932,7 +18572,6 @@
               <w:bottom w:val="single" w:sz="4" w:space="0" w:color="auto"/>
               <w:right w:val="single" w:sz="4" w:space="0" w:color="auto"/>
             </w:tcBorders>
-            <w:shd w:val="clear" w:color="auto" w:fill="auto"/>
             <w:noWrap/>
             <w:vAlign w:val="center"/>
             <w:hideMark/>
@@ -18973,7 +18612,6 @@
               <w:bottom w:val="single" w:sz="4" w:space="0" w:color="auto"/>
               <w:right w:val="single" w:sz="4" w:space="0" w:color="auto"/>
             </w:tcBorders>
-            <w:shd w:val="clear" w:color="auto" w:fill="auto"/>
             <w:noWrap/>
             <w:vAlign w:val="center"/>
             <w:hideMark/>
@@ -20398,7 +20036,6 @@
               <w:bottom w:val="single" w:sz="4" w:space="0" w:color="auto"/>
               <w:right w:val="single" w:sz="4" w:space="0" w:color="auto"/>
             </w:tcBorders>
-            <w:shd w:val="clear" w:color="auto" w:fill="auto"/>
             <w:noWrap/>
             <w:vAlign w:val="center"/>
             <w:hideMark/>
@@ -20439,7 +20076,6 @@
               <w:bottom w:val="single" w:sz="4" w:space="0" w:color="auto"/>
               <w:right w:val="single" w:sz="4" w:space="0" w:color="auto"/>
             </w:tcBorders>
-            <w:shd w:val="clear" w:color="auto" w:fill="auto"/>
             <w:noWrap/>
             <w:vAlign w:val="center"/>
             <w:hideMark/>
@@ -20480,7 +20116,6 @@
               <w:bottom w:val="single" w:sz="4" w:space="0" w:color="auto"/>
               <w:right w:val="single" w:sz="4" w:space="0" w:color="auto"/>
             </w:tcBorders>
-            <w:shd w:val="clear" w:color="auto" w:fill="auto"/>
             <w:noWrap/>
             <w:vAlign w:val="center"/>
             <w:hideMark/>
@@ -20521,7 +20156,6 @@
               <w:bottom w:val="single" w:sz="4" w:space="0" w:color="auto"/>
               <w:right w:val="single" w:sz="4" w:space="0" w:color="auto"/>
             </w:tcBorders>
-            <w:shd w:val="clear" w:color="auto" w:fill="auto"/>
             <w:noWrap/>
             <w:vAlign w:val="center"/>
             <w:hideMark/>
@@ -21955,7 +21589,6 @@
               <w:bottom w:val="single" w:sz="4" w:space="0" w:color="auto"/>
               <w:right w:val="single" w:sz="4" w:space="0" w:color="auto"/>
             </w:tcBorders>
-            <w:shd w:val="clear" w:color="auto" w:fill="auto"/>
             <w:noWrap/>
             <w:vAlign w:val="center"/>
             <w:hideMark/>
@@ -21996,7 +21629,6 @@
               <w:bottom w:val="single" w:sz="4" w:space="0" w:color="auto"/>
               <w:right w:val="single" w:sz="4" w:space="0" w:color="auto"/>
             </w:tcBorders>
-            <w:shd w:val="clear" w:color="auto" w:fill="auto"/>
             <w:noWrap/>
             <w:vAlign w:val="center"/>
             <w:hideMark/>
@@ -22037,7 +21669,6 @@
               <w:bottom w:val="single" w:sz="4" w:space="0" w:color="auto"/>
               <w:right w:val="single" w:sz="4" w:space="0" w:color="auto"/>
             </w:tcBorders>
-            <w:shd w:val="clear" w:color="auto" w:fill="auto"/>
             <w:noWrap/>
             <w:vAlign w:val="center"/>
             <w:hideMark/>
@@ -22078,7 +21709,6 @@
               <w:bottom w:val="single" w:sz="4" w:space="0" w:color="auto"/>
               <w:right w:val="single" w:sz="4" w:space="0" w:color="auto"/>
             </w:tcBorders>
-            <w:shd w:val="clear" w:color="auto" w:fill="auto"/>
             <w:noWrap/>
             <w:vAlign w:val="center"/>
             <w:hideMark/>
@@ -23347,7 +22977,6 @@
         </w:rPr>
         <w:t xml:space="preserve">, выключил, добавил ему 5 интерфейсов </w:t>
       </w:r>
-      <w:proofErr w:type="spellStart"/>
       <w:r>
         <w:rPr>
           <w:szCs w:val="28"/>
@@ -23355,7 +22984,6 @@
         </w:rPr>
         <w:t>FastEthernet</w:t>
       </w:r>
-      <w:proofErr w:type="spellEnd"/>
       <w:r>
         <w:rPr>
           <w:szCs w:val="28"/>
@@ -23868,7 +23496,6 @@
         </w:rPr>
         <w:t xml:space="preserve"> «</w:t>
       </w:r>
-      <w:proofErr w:type="spellStart"/>
       <w:r>
         <w:rPr>
           <w:rStyle w:val="afb"/>
@@ -23876,9 +23503,8 @@
           <w:bCs/>
           <w:lang w:eastAsia="ru-RU"/>
         </w:rPr>
-        <w:t>show</w:t>
+        <w:t>show ip</w:t>
       </w:r>
-      <w:proofErr w:type="spellEnd"/>
       <w:r>
         <w:rPr>
           <w:rStyle w:val="afb"/>
@@ -23886,59 +23512,8 @@
           <w:bCs/>
           <w:lang w:eastAsia="ru-RU"/>
         </w:rPr>
-        <w:t xml:space="preserve"> </w:t>
+        <w:t xml:space="preserve"> int brief</w:t>
       </w:r>
-      <w:proofErr w:type="spellStart"/>
-      <w:r>
-        <w:rPr>
-          <w:rStyle w:val="afb"/>
-          <w:b/>
-          <w:bCs/>
-          <w:lang w:eastAsia="ru-RU"/>
-        </w:rPr>
-        <w:t>ip</w:t>
-      </w:r>
-      <w:proofErr w:type="spellEnd"/>
-      <w:r>
-        <w:rPr>
-          <w:rStyle w:val="afb"/>
-          <w:b/>
-          <w:bCs/>
-          <w:lang w:eastAsia="ru-RU"/>
-        </w:rPr>
-        <w:t xml:space="preserve"> </w:t>
-      </w:r>
-      <w:proofErr w:type="spellStart"/>
-      <w:r>
-        <w:rPr>
-          <w:rStyle w:val="afb"/>
-          <w:b/>
-          <w:bCs/>
-          <w:lang w:eastAsia="ru-RU"/>
-        </w:rPr>
-        <w:t>int</w:t>
-      </w:r>
-      <w:proofErr w:type="spellEnd"/>
-      <w:r>
-        <w:rPr>
-          <w:rStyle w:val="afb"/>
-          <w:b/>
-          <w:bCs/>
-          <w:lang w:eastAsia="ru-RU"/>
-        </w:rPr>
-        <w:t xml:space="preserve"> </w:t>
-      </w:r>
-      <w:proofErr w:type="spellStart"/>
-      <w:r>
-        <w:rPr>
-          <w:rStyle w:val="afb"/>
-          <w:b/>
-          <w:bCs/>
-          <w:lang w:eastAsia="ru-RU"/>
-        </w:rPr>
-        <w:t>brief</w:t>
-      </w:r>
-      <w:proofErr w:type="spellEnd"/>
       <w:r>
         <w:t>».</w:t>
       </w:r>
@@ -26337,7 +25912,6 @@
         </w:rPr>
         <w:t xml:space="preserve">и </w:t>
       </w:r>
-      <w:proofErr w:type="spellStart"/>
       <w:r>
         <w:rPr>
           <w:szCs w:val="28"/>
@@ -26345,7 +25919,6 @@
         </w:rPr>
         <w:t>tracert</w:t>
       </w:r>
-      <w:proofErr w:type="spellEnd"/>
       <w:r>
         <w:rPr>
           <w:szCs w:val="28"/>
@@ -26591,7 +26164,6 @@
         </w:rPr>
         <w:t xml:space="preserve"> Вывел таблицы командой «</w:t>
       </w:r>
-      <w:proofErr w:type="spellStart"/>
       <w:r>
         <w:rPr>
           <w:rFonts w:ascii="Calibri" w:eastAsia="Times New Roman" w:hAnsi="Calibri" w:cs="Calibri"/>
@@ -26602,61 +26174,8 @@
           <w:lang w:eastAsia="ru-RU"/>
           <w14:ligatures w14:val="none"/>
         </w:rPr>
-        <w:t>show</w:t>
+        <w:t>show ip route</w:t>
       </w:r>
-      <w:proofErr w:type="spellEnd"/>
-      <w:r>
-        <w:rPr>
-          <w:rFonts w:ascii="Calibri" w:eastAsia="Times New Roman" w:hAnsi="Calibri" w:cs="Calibri"/>
-          <w:b/>
-          <w:bCs/>
-          <w:color w:val="000000"/>
-          <w:kern w:val="0"/>
-          <w:lang w:eastAsia="ru-RU"/>
-          <w14:ligatures w14:val="none"/>
-        </w:rPr>
-        <w:t xml:space="preserve"> </w:t>
-      </w:r>
-      <w:proofErr w:type="spellStart"/>
-      <w:r>
-        <w:rPr>
-          <w:rFonts w:ascii="Calibri" w:eastAsia="Times New Roman" w:hAnsi="Calibri" w:cs="Calibri"/>
-          <w:b/>
-          <w:bCs/>
-          <w:color w:val="000000"/>
-          <w:kern w:val="0"/>
-          <w:lang w:eastAsia="ru-RU"/>
-          <w14:ligatures w14:val="none"/>
-        </w:rPr>
-        <w:t>ip</w:t>
-      </w:r>
-      <w:proofErr w:type="spellEnd"/>
-      <w:r>
-        <w:rPr>
-          <w:rFonts w:ascii="Calibri" w:eastAsia="Times New Roman" w:hAnsi="Calibri" w:cs="Calibri"/>
-          <w:b/>
-          <w:bCs/>
-          <w:color w:val="000000"/>
-          <w:kern w:val="0"/>
-          <w:lang w:eastAsia="ru-RU"/>
-          <w14:ligatures w14:val="none"/>
-        </w:rPr>
-        <w:t xml:space="preserve"> </w:t>
-      </w:r>
-      <w:proofErr w:type="spellStart"/>
-      <w:r>
-        <w:rPr>
-          <w:rFonts w:ascii="Calibri" w:eastAsia="Times New Roman" w:hAnsi="Calibri" w:cs="Calibri"/>
-          <w:b/>
-          <w:bCs/>
-          <w:color w:val="000000"/>
-          <w:kern w:val="0"/>
-          <w:lang w:eastAsia="ru-RU"/>
-          <w14:ligatures w14:val="none"/>
-        </w:rPr>
-        <w:t>route</w:t>
-      </w:r>
-      <w:proofErr w:type="spellEnd"/>
       <w:r>
         <w:rPr>
           <w:b/>
@@ -26721,7 +26240,6 @@
               <w:bottom w:val="nil"/>
               <w:right w:val="nil"/>
             </w:tcBorders>
-            <w:shd w:val="clear" w:color="auto" w:fill="auto"/>
             <w:noWrap/>
             <w:vAlign w:val="center"/>
             <w:hideMark/>
@@ -26740,53 +26258,16 @@
                 <w14:ligatures w14:val="none"/>
               </w:rPr>
             </w:pPr>
-            <w:proofErr w:type="spellStart"/>
-            <w:r>
-              <w:rPr>
-                <w:rFonts w:ascii="Calibri" w:eastAsia="Times New Roman" w:hAnsi="Calibri" w:cs="Calibri"/>
-                <w:color w:val="000000"/>
-                <w:kern w:val="0"/>
-                <w:szCs w:val="28"/>
-                <w:lang w:eastAsia="ru-RU"/>
-                <w14:ligatures w14:val="none"/>
-              </w:rPr>
-              <w:t>ip</w:t>
-            </w:r>
-            <w:proofErr w:type="spellEnd"/>
-            <w:r>
-              <w:rPr>
-                <w:rFonts w:ascii="Calibri" w:eastAsia="Times New Roman" w:hAnsi="Calibri" w:cs="Calibri"/>
-                <w:color w:val="000000"/>
-                <w:kern w:val="0"/>
-                <w:szCs w:val="28"/>
-                <w:lang w:eastAsia="ru-RU"/>
-                <w14:ligatures w14:val="none"/>
-              </w:rPr>
-              <w:t xml:space="preserve"> </w:t>
-            </w:r>
-            <w:proofErr w:type="spellStart"/>
-            <w:r>
-              <w:rPr>
-                <w:rFonts w:ascii="Calibri" w:eastAsia="Times New Roman" w:hAnsi="Calibri" w:cs="Calibri"/>
-                <w:color w:val="000000"/>
-                <w:kern w:val="0"/>
-                <w:szCs w:val="28"/>
-                <w:lang w:eastAsia="ru-RU"/>
-                <w14:ligatures w14:val="none"/>
-              </w:rPr>
-              <w:t>route</w:t>
-            </w:r>
-            <w:proofErr w:type="spellEnd"/>
-            <w:r>
-              <w:rPr>
-                <w:rFonts w:ascii="Calibri" w:eastAsia="Times New Roman" w:hAnsi="Calibri" w:cs="Calibri"/>
-                <w:color w:val="000000"/>
-                <w:kern w:val="0"/>
-                <w:szCs w:val="28"/>
-                <w:lang w:eastAsia="ru-RU"/>
-                <w14:ligatures w14:val="none"/>
-              </w:rPr>
-              <w:t xml:space="preserve"> 9.9.0.0 255.255.0.0 9.8.0.254</w:t>
+            <w:r>
+              <w:rPr>
+                <w:rFonts w:ascii="Calibri" w:eastAsia="Times New Roman" w:hAnsi="Calibri" w:cs="Calibri"/>
+                <w:color w:val="000000"/>
+                <w:kern w:val="0"/>
+                <w:szCs w:val="28"/>
+                <w:lang w:eastAsia="ru-RU"/>
+                <w14:ligatures w14:val="none"/>
+              </w:rPr>
+              <w:t>ip route 9.9.0.0 255.255.0.0 9.8.0.254</w:t>
             </w:r>
           </w:p>
         </w:tc>
@@ -26804,7 +26285,6 @@
               <w:bottom w:val="nil"/>
               <w:right w:val="nil"/>
             </w:tcBorders>
-            <w:shd w:val="clear" w:color="auto" w:fill="auto"/>
             <w:noWrap/>
             <w:vAlign w:val="center"/>
             <w:hideMark/>
@@ -26823,53 +26303,16 @@
                 <w14:ligatures w14:val="none"/>
               </w:rPr>
             </w:pPr>
-            <w:proofErr w:type="spellStart"/>
-            <w:r>
-              <w:rPr>
-                <w:rFonts w:ascii="Calibri" w:eastAsia="Times New Roman" w:hAnsi="Calibri" w:cs="Calibri"/>
-                <w:color w:val="000000"/>
-                <w:kern w:val="0"/>
-                <w:szCs w:val="28"/>
-                <w:lang w:eastAsia="ru-RU"/>
-                <w14:ligatures w14:val="none"/>
-              </w:rPr>
-              <w:t>ip</w:t>
-            </w:r>
-            <w:proofErr w:type="spellEnd"/>
-            <w:r>
-              <w:rPr>
-                <w:rFonts w:ascii="Calibri" w:eastAsia="Times New Roman" w:hAnsi="Calibri" w:cs="Calibri"/>
-                <w:color w:val="000000"/>
-                <w:kern w:val="0"/>
-                <w:szCs w:val="28"/>
-                <w:lang w:eastAsia="ru-RU"/>
-                <w14:ligatures w14:val="none"/>
-              </w:rPr>
-              <w:t xml:space="preserve"> </w:t>
-            </w:r>
-            <w:proofErr w:type="spellStart"/>
-            <w:r>
-              <w:rPr>
-                <w:rFonts w:ascii="Calibri" w:eastAsia="Times New Roman" w:hAnsi="Calibri" w:cs="Calibri"/>
-                <w:color w:val="000000"/>
-                <w:kern w:val="0"/>
-                <w:szCs w:val="28"/>
-                <w:lang w:eastAsia="ru-RU"/>
-                <w14:ligatures w14:val="none"/>
-              </w:rPr>
-              <w:t>route</w:t>
-            </w:r>
-            <w:proofErr w:type="spellEnd"/>
-            <w:r>
-              <w:rPr>
-                <w:rFonts w:ascii="Calibri" w:eastAsia="Times New Roman" w:hAnsi="Calibri" w:cs="Calibri"/>
-                <w:color w:val="000000"/>
-                <w:kern w:val="0"/>
-                <w:szCs w:val="28"/>
-                <w:lang w:eastAsia="ru-RU"/>
-                <w14:ligatures w14:val="none"/>
-              </w:rPr>
-              <w:t xml:space="preserve"> 169.254.0.0 255.255.0.0 9.8.0.254</w:t>
+            <w:r>
+              <w:rPr>
+                <w:rFonts w:ascii="Calibri" w:eastAsia="Times New Roman" w:hAnsi="Calibri" w:cs="Calibri"/>
+                <w:color w:val="000000"/>
+                <w:kern w:val="0"/>
+                <w:szCs w:val="28"/>
+                <w:lang w:eastAsia="ru-RU"/>
+                <w14:ligatures w14:val="none"/>
+              </w:rPr>
+              <w:t>ip route 169.254.0.0 255.255.0.0 9.8.0.254</w:t>
             </w:r>
           </w:p>
         </w:tc>
@@ -26887,7 +26330,6 @@
               <w:bottom w:val="nil"/>
               <w:right w:val="nil"/>
             </w:tcBorders>
-            <w:shd w:val="clear" w:color="auto" w:fill="auto"/>
             <w:noWrap/>
             <w:vAlign w:val="center"/>
             <w:hideMark/>
@@ -26906,53 +26348,16 @@
                 <w14:ligatures w14:val="none"/>
               </w:rPr>
             </w:pPr>
-            <w:proofErr w:type="spellStart"/>
-            <w:r>
-              <w:rPr>
-                <w:rFonts w:ascii="Calibri" w:eastAsia="Times New Roman" w:hAnsi="Calibri" w:cs="Calibri"/>
-                <w:color w:val="000000"/>
-                <w:kern w:val="0"/>
-                <w:szCs w:val="28"/>
-                <w:lang w:eastAsia="ru-RU"/>
-                <w14:ligatures w14:val="none"/>
-              </w:rPr>
-              <w:t>ip</w:t>
-            </w:r>
-            <w:proofErr w:type="spellEnd"/>
-            <w:r>
-              <w:rPr>
-                <w:rFonts w:ascii="Calibri" w:eastAsia="Times New Roman" w:hAnsi="Calibri" w:cs="Calibri"/>
-                <w:color w:val="000000"/>
-                <w:kern w:val="0"/>
-                <w:szCs w:val="28"/>
-                <w:lang w:eastAsia="ru-RU"/>
-                <w14:ligatures w14:val="none"/>
-              </w:rPr>
-              <w:t xml:space="preserve"> </w:t>
-            </w:r>
-            <w:proofErr w:type="spellStart"/>
-            <w:r>
-              <w:rPr>
-                <w:rFonts w:ascii="Calibri" w:eastAsia="Times New Roman" w:hAnsi="Calibri" w:cs="Calibri"/>
-                <w:color w:val="000000"/>
-                <w:kern w:val="0"/>
-                <w:szCs w:val="28"/>
-                <w:lang w:eastAsia="ru-RU"/>
-                <w14:ligatures w14:val="none"/>
-              </w:rPr>
-              <w:t>route</w:t>
-            </w:r>
-            <w:proofErr w:type="spellEnd"/>
-            <w:r>
-              <w:rPr>
-                <w:rFonts w:ascii="Calibri" w:eastAsia="Times New Roman" w:hAnsi="Calibri" w:cs="Calibri"/>
-                <w:color w:val="000000"/>
-                <w:kern w:val="0"/>
-                <w:szCs w:val="28"/>
-                <w:lang w:eastAsia="ru-RU"/>
-                <w14:ligatures w14:val="none"/>
-              </w:rPr>
-              <w:t xml:space="preserve"> 62.16.0.0 255.240.0.0 9.8.0.254</w:t>
+            <w:r>
+              <w:rPr>
+                <w:rFonts w:ascii="Calibri" w:eastAsia="Times New Roman" w:hAnsi="Calibri" w:cs="Calibri"/>
+                <w:color w:val="000000"/>
+                <w:kern w:val="0"/>
+                <w:szCs w:val="28"/>
+                <w:lang w:eastAsia="ru-RU"/>
+                <w14:ligatures w14:val="none"/>
+              </w:rPr>
+              <w:t>ip route 62.16.0.0 255.240.0.0 9.8.0.254</w:t>
             </w:r>
           </w:p>
         </w:tc>
@@ -26970,7 +26375,6 @@
               <w:bottom w:val="nil"/>
               <w:right w:val="nil"/>
             </w:tcBorders>
-            <w:shd w:val="clear" w:color="auto" w:fill="auto"/>
             <w:noWrap/>
             <w:vAlign w:val="center"/>
           </w:tcPr>
@@ -27004,7 +26408,6 @@
               <w:bottom w:val="nil"/>
               <w:right w:val="nil"/>
             </w:tcBorders>
-            <w:shd w:val="clear" w:color="auto" w:fill="auto"/>
             <w:noWrap/>
             <w:vAlign w:val="center"/>
           </w:tcPr>
@@ -27129,7 +26532,6 @@
               <w:bottom w:val="nil"/>
               <w:right w:val="nil"/>
             </w:tcBorders>
-            <w:shd w:val="clear" w:color="auto" w:fill="auto"/>
             <w:noWrap/>
             <w:vAlign w:val="center"/>
             <w:hideMark/>
@@ -27148,53 +26550,16 @@
                 <w14:ligatures w14:val="none"/>
               </w:rPr>
             </w:pPr>
-            <w:proofErr w:type="spellStart"/>
-            <w:r>
-              <w:rPr>
-                <w:rFonts w:ascii="Calibri" w:eastAsia="Times New Roman" w:hAnsi="Calibri" w:cs="Calibri"/>
-                <w:color w:val="000000"/>
-                <w:kern w:val="0"/>
-                <w:szCs w:val="28"/>
-                <w:lang w:eastAsia="ru-RU"/>
-                <w14:ligatures w14:val="none"/>
-              </w:rPr>
-              <w:t>ip</w:t>
-            </w:r>
-            <w:proofErr w:type="spellEnd"/>
-            <w:r>
-              <w:rPr>
-                <w:rFonts w:ascii="Calibri" w:eastAsia="Times New Roman" w:hAnsi="Calibri" w:cs="Calibri"/>
-                <w:color w:val="000000"/>
-                <w:kern w:val="0"/>
-                <w:szCs w:val="28"/>
-                <w:lang w:eastAsia="ru-RU"/>
-                <w14:ligatures w14:val="none"/>
-              </w:rPr>
-              <w:t xml:space="preserve"> </w:t>
-            </w:r>
-            <w:proofErr w:type="spellStart"/>
-            <w:r>
-              <w:rPr>
-                <w:rFonts w:ascii="Calibri" w:eastAsia="Times New Roman" w:hAnsi="Calibri" w:cs="Calibri"/>
-                <w:color w:val="000000"/>
-                <w:kern w:val="0"/>
-                <w:szCs w:val="28"/>
-                <w:lang w:eastAsia="ru-RU"/>
-                <w14:ligatures w14:val="none"/>
-              </w:rPr>
-              <w:t>route</w:t>
-            </w:r>
-            <w:proofErr w:type="spellEnd"/>
-            <w:r>
-              <w:rPr>
-                <w:rFonts w:ascii="Calibri" w:eastAsia="Times New Roman" w:hAnsi="Calibri" w:cs="Calibri"/>
-                <w:color w:val="000000"/>
-                <w:kern w:val="0"/>
-                <w:szCs w:val="28"/>
-                <w:lang w:eastAsia="ru-RU"/>
-                <w14:ligatures w14:val="none"/>
-              </w:rPr>
-              <w:t xml:space="preserve"> 10.1.16.0 255.255.240.0 9.8.0.253</w:t>
+            <w:r>
+              <w:rPr>
+                <w:rFonts w:ascii="Calibri" w:eastAsia="Times New Roman" w:hAnsi="Calibri" w:cs="Calibri"/>
+                <w:color w:val="000000"/>
+                <w:kern w:val="0"/>
+                <w:szCs w:val="28"/>
+                <w:lang w:eastAsia="ru-RU"/>
+                <w14:ligatures w14:val="none"/>
+              </w:rPr>
+              <w:t>ip route 10.1.16.0 255.255.240.0 9.8.0.253</w:t>
             </w:r>
           </w:p>
         </w:tc>
@@ -27212,7 +26577,6 @@
               <w:bottom w:val="nil"/>
               <w:right w:val="nil"/>
             </w:tcBorders>
-            <w:shd w:val="clear" w:color="auto" w:fill="auto"/>
             <w:noWrap/>
             <w:vAlign w:val="center"/>
             <w:hideMark/>
@@ -27231,53 +26595,16 @@
                 <w14:ligatures w14:val="none"/>
               </w:rPr>
             </w:pPr>
-            <w:proofErr w:type="spellStart"/>
-            <w:r>
-              <w:rPr>
-                <w:rFonts w:ascii="Calibri" w:eastAsia="Times New Roman" w:hAnsi="Calibri" w:cs="Calibri"/>
-                <w:color w:val="000000"/>
-                <w:kern w:val="0"/>
-                <w:szCs w:val="28"/>
-                <w:lang w:eastAsia="ru-RU"/>
-                <w14:ligatures w14:val="none"/>
-              </w:rPr>
-              <w:t>ip</w:t>
-            </w:r>
-            <w:proofErr w:type="spellEnd"/>
-            <w:r>
-              <w:rPr>
-                <w:rFonts w:ascii="Calibri" w:eastAsia="Times New Roman" w:hAnsi="Calibri" w:cs="Calibri"/>
-                <w:color w:val="000000"/>
-                <w:kern w:val="0"/>
-                <w:szCs w:val="28"/>
-                <w:lang w:eastAsia="ru-RU"/>
-                <w14:ligatures w14:val="none"/>
-              </w:rPr>
-              <w:t xml:space="preserve"> </w:t>
-            </w:r>
-            <w:proofErr w:type="spellStart"/>
-            <w:r>
-              <w:rPr>
-                <w:rFonts w:ascii="Calibri" w:eastAsia="Times New Roman" w:hAnsi="Calibri" w:cs="Calibri"/>
-                <w:color w:val="000000"/>
-                <w:kern w:val="0"/>
-                <w:szCs w:val="28"/>
-                <w:lang w:eastAsia="ru-RU"/>
-                <w14:ligatures w14:val="none"/>
-              </w:rPr>
-              <w:t>route</w:t>
-            </w:r>
-            <w:proofErr w:type="spellEnd"/>
-            <w:r>
-              <w:rPr>
-                <w:rFonts w:ascii="Calibri" w:eastAsia="Times New Roman" w:hAnsi="Calibri" w:cs="Calibri"/>
-                <w:color w:val="000000"/>
-                <w:kern w:val="0"/>
-                <w:szCs w:val="28"/>
-                <w:lang w:eastAsia="ru-RU"/>
-                <w14:ligatures w14:val="none"/>
-              </w:rPr>
-              <w:t xml:space="preserve"> 62.16.0.0 255.240.0.0 9.9.0.253</w:t>
+            <w:r>
+              <w:rPr>
+                <w:rFonts w:ascii="Calibri" w:eastAsia="Times New Roman" w:hAnsi="Calibri" w:cs="Calibri"/>
+                <w:color w:val="000000"/>
+                <w:kern w:val="0"/>
+                <w:szCs w:val="28"/>
+                <w:lang w:eastAsia="ru-RU"/>
+                <w14:ligatures w14:val="none"/>
+              </w:rPr>
+              <w:t>ip route 62.16.0.0 255.240.0.0 9.9.0.253</w:t>
             </w:r>
           </w:p>
         </w:tc>
@@ -27401,7 +26728,6 @@
               <w:bottom w:val="nil"/>
               <w:right w:val="nil"/>
             </w:tcBorders>
-            <w:shd w:val="clear" w:color="auto" w:fill="auto"/>
             <w:noWrap/>
             <w:vAlign w:val="center"/>
             <w:hideMark/>
@@ -27420,53 +26746,16 @@
                 <w14:ligatures w14:val="none"/>
               </w:rPr>
             </w:pPr>
-            <w:proofErr w:type="spellStart"/>
-            <w:r>
-              <w:rPr>
-                <w:rFonts w:ascii="Calibri" w:eastAsia="Times New Roman" w:hAnsi="Calibri" w:cs="Calibri"/>
-                <w:color w:val="000000"/>
-                <w:kern w:val="0"/>
-                <w:szCs w:val="28"/>
-                <w:lang w:eastAsia="ru-RU"/>
-                <w14:ligatures w14:val="none"/>
-              </w:rPr>
-              <w:t>ip</w:t>
-            </w:r>
-            <w:proofErr w:type="spellEnd"/>
-            <w:r>
-              <w:rPr>
-                <w:rFonts w:ascii="Calibri" w:eastAsia="Times New Roman" w:hAnsi="Calibri" w:cs="Calibri"/>
-                <w:color w:val="000000"/>
-                <w:kern w:val="0"/>
-                <w:szCs w:val="28"/>
-                <w:lang w:eastAsia="ru-RU"/>
-                <w14:ligatures w14:val="none"/>
-              </w:rPr>
-              <w:t xml:space="preserve"> </w:t>
-            </w:r>
-            <w:proofErr w:type="spellStart"/>
-            <w:r>
-              <w:rPr>
-                <w:rFonts w:ascii="Calibri" w:eastAsia="Times New Roman" w:hAnsi="Calibri" w:cs="Calibri"/>
-                <w:color w:val="000000"/>
-                <w:kern w:val="0"/>
-                <w:szCs w:val="28"/>
-                <w:lang w:eastAsia="ru-RU"/>
-                <w14:ligatures w14:val="none"/>
-              </w:rPr>
-              <w:t>route</w:t>
-            </w:r>
-            <w:proofErr w:type="spellEnd"/>
-            <w:r>
-              <w:rPr>
-                <w:rFonts w:ascii="Calibri" w:eastAsia="Times New Roman" w:hAnsi="Calibri" w:cs="Calibri"/>
-                <w:color w:val="000000"/>
-                <w:kern w:val="0"/>
-                <w:szCs w:val="28"/>
-                <w:lang w:eastAsia="ru-RU"/>
-                <w14:ligatures w14:val="none"/>
-              </w:rPr>
-              <w:t xml:space="preserve"> 9.8.0.0 255.255.0.0 9.9.0.254</w:t>
+            <w:r>
+              <w:rPr>
+                <w:rFonts w:ascii="Calibri" w:eastAsia="Times New Roman" w:hAnsi="Calibri" w:cs="Calibri"/>
+                <w:color w:val="000000"/>
+                <w:kern w:val="0"/>
+                <w:szCs w:val="28"/>
+                <w:lang w:eastAsia="ru-RU"/>
+                <w14:ligatures w14:val="none"/>
+              </w:rPr>
+              <w:t>ip route 9.8.0.0 255.255.0.0 9.9.0.254</w:t>
             </w:r>
           </w:p>
         </w:tc>
@@ -27484,7 +26773,6 @@
               <w:bottom w:val="nil"/>
               <w:right w:val="nil"/>
             </w:tcBorders>
-            <w:shd w:val="clear" w:color="auto" w:fill="auto"/>
             <w:noWrap/>
             <w:vAlign w:val="center"/>
             <w:hideMark/>
@@ -27503,53 +26791,16 @@
                 <w14:ligatures w14:val="none"/>
               </w:rPr>
             </w:pPr>
-            <w:proofErr w:type="spellStart"/>
-            <w:r>
-              <w:rPr>
-                <w:rFonts w:ascii="Calibri" w:eastAsia="Times New Roman" w:hAnsi="Calibri" w:cs="Calibri"/>
-                <w:color w:val="000000"/>
-                <w:kern w:val="0"/>
-                <w:szCs w:val="28"/>
-                <w:lang w:eastAsia="ru-RU"/>
-                <w14:ligatures w14:val="none"/>
-              </w:rPr>
-              <w:t>ip</w:t>
-            </w:r>
-            <w:proofErr w:type="spellEnd"/>
-            <w:r>
-              <w:rPr>
-                <w:rFonts w:ascii="Calibri" w:eastAsia="Times New Roman" w:hAnsi="Calibri" w:cs="Calibri"/>
-                <w:color w:val="000000"/>
-                <w:kern w:val="0"/>
-                <w:szCs w:val="28"/>
-                <w:lang w:eastAsia="ru-RU"/>
-                <w14:ligatures w14:val="none"/>
-              </w:rPr>
-              <w:t xml:space="preserve"> </w:t>
-            </w:r>
-            <w:proofErr w:type="spellStart"/>
-            <w:r>
-              <w:rPr>
-                <w:rFonts w:ascii="Calibri" w:eastAsia="Times New Roman" w:hAnsi="Calibri" w:cs="Calibri"/>
-                <w:color w:val="000000"/>
-                <w:kern w:val="0"/>
-                <w:szCs w:val="28"/>
-                <w:lang w:eastAsia="ru-RU"/>
-                <w14:ligatures w14:val="none"/>
-              </w:rPr>
-              <w:t>route</w:t>
-            </w:r>
-            <w:proofErr w:type="spellEnd"/>
-            <w:r>
-              <w:rPr>
-                <w:rFonts w:ascii="Calibri" w:eastAsia="Times New Roman" w:hAnsi="Calibri" w:cs="Calibri"/>
-                <w:color w:val="000000"/>
-                <w:kern w:val="0"/>
-                <w:szCs w:val="28"/>
-                <w:lang w:eastAsia="ru-RU"/>
-                <w14:ligatures w14:val="none"/>
-              </w:rPr>
-              <w:t xml:space="preserve"> 10.1.16.0 255.255.240.0 9.9.0.254</w:t>
+            <w:r>
+              <w:rPr>
+                <w:rFonts w:ascii="Calibri" w:eastAsia="Times New Roman" w:hAnsi="Calibri" w:cs="Calibri"/>
+                <w:color w:val="000000"/>
+                <w:kern w:val="0"/>
+                <w:szCs w:val="28"/>
+                <w:lang w:eastAsia="ru-RU"/>
+                <w14:ligatures w14:val="none"/>
+              </w:rPr>
+              <w:t>ip route 10.1.16.0 255.255.240.0 9.9.0.254</w:t>
             </w:r>
           </w:p>
         </w:tc>
@@ -27567,7 +26818,6 @@
               <w:bottom w:val="nil"/>
               <w:right w:val="nil"/>
             </w:tcBorders>
-            <w:shd w:val="clear" w:color="auto" w:fill="auto"/>
             <w:noWrap/>
             <w:vAlign w:val="center"/>
             <w:hideMark/>
@@ -27586,53 +26836,16 @@
                 <w14:ligatures w14:val="none"/>
               </w:rPr>
             </w:pPr>
-            <w:proofErr w:type="spellStart"/>
-            <w:r>
-              <w:rPr>
-                <w:rFonts w:ascii="Calibri" w:eastAsia="Times New Roman" w:hAnsi="Calibri" w:cs="Calibri"/>
-                <w:color w:val="000000"/>
-                <w:kern w:val="0"/>
-                <w:szCs w:val="28"/>
-                <w:lang w:eastAsia="ru-RU"/>
-                <w14:ligatures w14:val="none"/>
-              </w:rPr>
-              <w:t>ip</w:t>
-            </w:r>
-            <w:proofErr w:type="spellEnd"/>
-            <w:r>
-              <w:rPr>
-                <w:rFonts w:ascii="Calibri" w:eastAsia="Times New Roman" w:hAnsi="Calibri" w:cs="Calibri"/>
-                <w:color w:val="000000"/>
-                <w:kern w:val="0"/>
-                <w:szCs w:val="28"/>
-                <w:lang w:eastAsia="ru-RU"/>
-                <w14:ligatures w14:val="none"/>
-              </w:rPr>
-              <w:t xml:space="preserve"> </w:t>
-            </w:r>
-            <w:proofErr w:type="spellStart"/>
-            <w:r>
-              <w:rPr>
-                <w:rFonts w:ascii="Calibri" w:eastAsia="Times New Roman" w:hAnsi="Calibri" w:cs="Calibri"/>
-                <w:color w:val="000000"/>
-                <w:kern w:val="0"/>
-                <w:szCs w:val="28"/>
-                <w:lang w:eastAsia="ru-RU"/>
-                <w14:ligatures w14:val="none"/>
-              </w:rPr>
-              <w:t>route</w:t>
-            </w:r>
-            <w:proofErr w:type="spellEnd"/>
-            <w:r>
-              <w:rPr>
-                <w:rFonts w:ascii="Calibri" w:eastAsia="Times New Roman" w:hAnsi="Calibri" w:cs="Calibri"/>
-                <w:color w:val="000000"/>
-                <w:kern w:val="0"/>
-                <w:szCs w:val="28"/>
-                <w:lang w:eastAsia="ru-RU"/>
-                <w14:ligatures w14:val="none"/>
-              </w:rPr>
-              <w:t xml:space="preserve"> 169.254.0.0 255.255.0.0 9.9.0.254</w:t>
+            <w:r>
+              <w:rPr>
+                <w:rFonts w:ascii="Calibri" w:eastAsia="Times New Roman" w:hAnsi="Calibri" w:cs="Calibri"/>
+                <w:color w:val="000000"/>
+                <w:kern w:val="0"/>
+                <w:szCs w:val="28"/>
+                <w:lang w:eastAsia="ru-RU"/>
+                <w14:ligatures w14:val="none"/>
+              </w:rPr>
+              <w:t>ip route 169.254.0.0 255.255.0.0 9.9.0.254</w:t>
             </w:r>
           </w:p>
         </w:tc>
@@ -27739,7 +26952,6 @@
         </w:rPr>
         <w:t xml:space="preserve">и </w:t>
       </w:r>
-      <w:proofErr w:type="spellStart"/>
       <w:r>
         <w:rPr>
           <w:szCs w:val="28"/>
@@ -27747,7 +26959,6 @@
         </w:rPr>
         <w:t>tracert</w:t>
       </w:r>
-      <w:proofErr w:type="spellEnd"/>
       <w:r>
         <w:rPr>
           <w:szCs w:val="28"/>
@@ -28073,7 +27284,6 @@
         </w:rPr>
         <w:t xml:space="preserve">и </w:t>
       </w:r>
-      <w:proofErr w:type="spellStart"/>
       <w:r>
         <w:rPr>
           <w:szCs w:val="28"/>
@@ -28081,7 +27291,6 @@
         </w:rPr>
         <w:t>tracert</w:t>
       </w:r>
-      <w:proofErr w:type="spellEnd"/>
       <w:r>
         <w:rPr>
           <w:szCs w:val="28"/>
